--- a/[05] Documents/ICT Project Guidance - Development - User Interfaces - BREAD Views and Flows.docx
+++ b/[05] Documents/ICT Project Guidance - Development - User Interfaces - BREAD Views and Flows.docx
@@ -1,6 +1,6 @@
 
 <file path=word/document.xml><?xml version="1.0" encoding="utf-8"?>
-<w:document xmlns:wpc="http://schemas.microsoft.com/office/word/2010/wordprocessingCanvas" xmlns:cx="http://schemas.microsoft.com/office/drawing/2014/chartex" xmlns:cx1="http://schemas.microsoft.com/office/drawing/2015/9/8/chartex" xmlns:cx2="http://schemas.microsoft.com/office/drawing/2015/10/21/chartex" xmlns:cx3="http://schemas.microsoft.com/office/drawing/2016/5/9/chartex" xmlns:cx4="http://schemas.microsoft.com/office/drawing/2016/5/10/chartex" xmlns:cx5="http://schemas.microsoft.com/office/drawing/2016/5/11/chartex" xmlns:cx6="http://schemas.microsoft.com/office/drawing/2016/5/12/chartex" xmlns:cx7="http://schemas.microsoft.com/office/drawing/2016/5/13/chartex" xmlns:cx8="http://schemas.microsoft.com/office/drawing/2016/5/14/chartex" xmlns:mc="http://schemas.openxmlformats.org/markup-compatibility/2006" xmlns:aink="http://schemas.microsoft.com/office/drawing/2016/ink" xmlns:am3d="http://schemas.microsoft.com/office/drawing/2017/model3d" xmlns:o="urn:schemas-microsoft-com:office:office" xmlns:oel="http://schemas.microsoft.com/office/2019/extlst" xmlns:r="http://schemas.openxmlformats.org/officeDocument/2006/relationships" xmlns:m="http://schemas.openxmlformats.org/officeDocument/2006/math" xmlns:v="urn:schemas-microsoft-com:vml" xmlns:wp14="http://schemas.microsoft.com/office/word/2010/wordprocessingDrawing" xmlns:wp="http://schemas.openxmlformats.org/drawingml/2006/wordprocessingDrawing" xmlns:w10="urn:schemas-microsoft-com:office:word" xmlns:w="http://schemas.openxmlformats.org/wordprocessingml/2006/main" xmlns:w14="http://schemas.microsoft.com/office/word/2010/wordml" xmlns:w15="http://schemas.microsoft.com/office/word/2012/wordml" xmlns:w16cex="http://schemas.microsoft.com/office/word/2018/wordml/cex" xmlns:w16cid="http://schemas.microsoft.com/office/word/2016/wordml/cid" xmlns:w16="http://schemas.microsoft.com/office/word/2018/wordml" xmlns:w16sdtdh="http://schemas.microsoft.com/office/word/2020/wordml/sdtdatahash" xmlns:w16se="http://schemas.microsoft.com/office/word/2015/wordml/symex" xmlns:wpg="http://schemas.microsoft.com/office/word/2010/wordprocessingGroup" xmlns:wpi="http://schemas.microsoft.com/office/word/2010/wordprocessingInk" xmlns:wne="http://schemas.microsoft.com/office/word/2006/wordml" xmlns:wps="http://schemas.microsoft.com/office/word/2010/wordprocessingShape" mc:Ignorable="w14 w15 w16se w16cid w16 w16cex w16sdtdh wp14">
+<w:document xmlns:wpc="http://schemas.microsoft.com/office/word/2010/wordprocessingCanvas" xmlns:cx="http://schemas.microsoft.com/office/drawing/2014/chartex" xmlns:cx1="http://schemas.microsoft.com/office/drawing/2015/9/8/chartex" xmlns:cx2="http://schemas.microsoft.com/office/drawing/2015/10/21/chartex" xmlns:cx3="http://schemas.microsoft.com/office/drawing/2016/5/9/chartex" xmlns:cx4="http://schemas.microsoft.com/office/drawing/2016/5/10/chartex" xmlns:cx5="http://schemas.microsoft.com/office/drawing/2016/5/11/chartex" xmlns:cx6="http://schemas.microsoft.com/office/drawing/2016/5/12/chartex" xmlns:cx7="http://schemas.microsoft.com/office/drawing/2016/5/13/chartex" xmlns:cx8="http://schemas.microsoft.com/office/drawing/2016/5/14/chartex" xmlns:mc="http://schemas.openxmlformats.org/markup-compatibility/2006" xmlns:aink="http://schemas.microsoft.com/office/drawing/2016/ink" xmlns:am3d="http://schemas.microsoft.com/office/drawing/2017/model3d" xmlns:o="urn:schemas-microsoft-com:office:office" xmlns:oel="http://schemas.microsoft.com/office/2019/extlst" xmlns:r="http://schemas.openxmlformats.org/officeDocument/2006/relationships" xmlns:m="http://schemas.openxmlformats.org/officeDocument/2006/math" xmlns:v="urn:schemas-microsoft-com:vml" xmlns:wp14="http://schemas.microsoft.com/office/word/2010/wordprocessingDrawing" xmlns:wp="http://schemas.openxmlformats.org/drawingml/2006/wordprocessingDrawing" xmlns:w10="urn:schemas-microsoft-com:office:word" xmlns:w="http://schemas.openxmlformats.org/wordprocessingml/2006/main" xmlns:w14="http://schemas.microsoft.com/office/word/2010/wordml" xmlns:w15="http://schemas.microsoft.com/office/word/2012/wordml" xmlns:w16cex="http://schemas.microsoft.com/office/word/2018/wordml/cex" xmlns:w16cid="http://schemas.microsoft.com/office/word/2016/wordml/cid" xmlns:w16="http://schemas.microsoft.com/office/word/2018/wordml" xmlns:w16du="http://schemas.microsoft.com/office/word/2023/wordml/word16du" xmlns:w16sdtdh="http://schemas.microsoft.com/office/word/2020/wordml/sdtdatahash" xmlns:w16sdtfl="http://schemas.microsoft.com/office/word/2024/wordml/sdtformatlock" xmlns:w16se="http://schemas.microsoft.com/office/word/2015/wordml/symex" xmlns:wpg="http://schemas.microsoft.com/office/word/2010/wordprocessingGroup" xmlns:wpi="http://schemas.microsoft.com/office/word/2010/wordprocessingInk" xmlns:wne="http://schemas.microsoft.com/office/word/2006/wordml" xmlns:wps="http://schemas.microsoft.com/office/word/2010/wordprocessingShape" mc:Ignorable="w14 w15 w16se w16cid w16 w16cex w16sdtdh w16sdtfl w16du wp14">
   <w:body>
     <w:p>
       <w:pPr>
@@ -96,7 +96,7 @@
         <w:br/>
       </w:r>
       <w:bookmarkStart w:id="0" w:name="_Toc145049426"/>
-      <w:bookmarkStart w:id="1" w:name="_Toc154145311"/>
+      <w:bookmarkStart w:id="1" w:name="_Toc231885904"/>
       <w:r>
         <w:t>Description</w:t>
       </w:r>
@@ -120,7 +120,7 @@
       <w:pPr>
         <w:pStyle w:val="Heading2"/>
       </w:pPr>
-      <w:bookmarkStart w:id="2" w:name="_Toc154145312"/>
+      <w:bookmarkStart w:id="2" w:name="_Toc231885905"/>
       <w:r>
         <w:t>Synopsis</w:t>
       </w:r>
@@ -131,15 +131,7 @@
         <w:pStyle w:val="BodyText"/>
       </w:pPr>
       <w:r>
-        <w:t xml:space="preserve">Presented here is a means of using current web browser technologies to implement Browse/List, Read, Edit, Add, </w:t>
-      </w:r>
-      <w:proofErr w:type="gramStart"/>
-      <w:r>
-        <w:t>Delete</w:t>
-      </w:r>
-      <w:proofErr w:type="gramEnd"/>
-      <w:r>
-        <w:t xml:space="preserve"> (BREAD) views in a nestable and repeatable manner, increasing Learnability while decreasing user support costs.</w:t>
+        <w:t>Presented here is a means of using current web browser technologies to implement Browse/List, Read, Edit, Add, Delete (BREAD) views in a nestable and repeatable manner, increasing Learnability while decreasing user support costs.</w:t>
       </w:r>
     </w:p>
     <w:p>
@@ -163,7 +155,7 @@
         <w:pStyle w:val="Heading2"/>
       </w:pPr>
       <w:bookmarkStart w:id="3" w:name="_Toc145049427"/>
-      <w:bookmarkStart w:id="4" w:name="_Toc154145313"/>
+      <w:bookmarkStart w:id="4" w:name="_Toc231885906"/>
       <w:r>
         <w:lastRenderedPageBreak/>
         <w:t>Contents</w:t>
@@ -177,9 +169,9 @@
         <w:rPr>
           <w:rFonts w:asciiTheme="minorHAnsi" w:eastAsiaTheme="minorEastAsia" w:hAnsiTheme="minorHAnsi" w:cstheme="minorBidi"/>
           <w:noProof/>
-          <w:sz w:val="22"/>
-          <w:szCs w:val="22"/>
+          <w:kern w:val="2"/>
           <w:lang w:eastAsia="en-NZ"/>
+          <w14:ligatures w14:val="standardContextual"/>
         </w:rPr>
       </w:pPr>
       <w:r>
@@ -191,7 +183,7 @@
       <w:r>
         <w:fldChar w:fldCharType="separate"/>
       </w:r>
-      <w:hyperlink w:anchor="_Toc154145311" w:history="1">
+      <w:hyperlink w:anchor="_Toc231885904" w:history="1">
         <w:r>
           <w:rPr>
             <w:rStyle w:val="Hyperlink"/>
@@ -218,7 +210,7 @@
             <w:noProof/>
             <w:webHidden/>
           </w:rPr>
-          <w:instrText xml:space="preserve"> PAGEREF _Toc154145311 \h </w:instrText>
+          <w:instrText xml:space="preserve"> PAGEREF _Toc231885904 \h </w:instrText>
         </w:r>
         <w:r>
           <w:rPr>
@@ -255,12 +247,12 @@
         <w:rPr>
           <w:rFonts w:asciiTheme="minorHAnsi" w:eastAsiaTheme="minorEastAsia" w:hAnsiTheme="minorHAnsi" w:cstheme="minorBidi"/>
           <w:noProof/>
-          <w:sz w:val="22"/>
-          <w:szCs w:val="22"/>
+          <w:kern w:val="2"/>
           <w:lang w:eastAsia="en-NZ"/>
+          <w14:ligatures w14:val="standardContextual"/>
         </w:rPr>
       </w:pPr>
-      <w:hyperlink w:anchor="_Toc154145312" w:history="1">
+      <w:hyperlink w:anchor="_Toc231885905" w:history="1">
         <w:r>
           <w:rPr>
             <w:rStyle w:val="Hyperlink"/>
@@ -287,7 +279,7 @@
             <w:noProof/>
             <w:webHidden/>
           </w:rPr>
-          <w:instrText xml:space="preserve"> PAGEREF _Toc154145312 \h </w:instrText>
+          <w:instrText xml:space="preserve"> PAGEREF _Toc231885905 \h </w:instrText>
         </w:r>
         <w:r>
           <w:rPr>
@@ -324,12 +316,12 @@
         <w:rPr>
           <w:rFonts w:asciiTheme="minorHAnsi" w:eastAsiaTheme="minorEastAsia" w:hAnsiTheme="minorHAnsi" w:cstheme="minorBidi"/>
           <w:noProof/>
-          <w:sz w:val="22"/>
-          <w:szCs w:val="22"/>
+          <w:kern w:val="2"/>
           <w:lang w:eastAsia="en-NZ"/>
+          <w14:ligatures w14:val="standardContextual"/>
         </w:rPr>
       </w:pPr>
-      <w:hyperlink w:anchor="_Toc154145313" w:history="1">
+      <w:hyperlink w:anchor="_Toc231885906" w:history="1">
         <w:r>
           <w:rPr>
             <w:rStyle w:val="Hyperlink"/>
@@ -356,7 +348,7 @@
             <w:noProof/>
             <w:webHidden/>
           </w:rPr>
-          <w:instrText xml:space="preserve"> PAGEREF _Toc154145313 \h </w:instrText>
+          <w:instrText xml:space="preserve"> PAGEREF _Toc231885906 \h </w:instrText>
         </w:r>
         <w:r>
           <w:rPr>
@@ -393,12 +385,12 @@
         <w:rPr>
           <w:rFonts w:asciiTheme="minorHAnsi" w:eastAsiaTheme="minorEastAsia" w:hAnsiTheme="minorHAnsi" w:cstheme="minorBidi"/>
           <w:noProof/>
-          <w:sz w:val="22"/>
-          <w:szCs w:val="22"/>
+          <w:kern w:val="2"/>
           <w:lang w:eastAsia="en-NZ"/>
+          <w14:ligatures w14:val="standardContextual"/>
         </w:rPr>
       </w:pPr>
-      <w:hyperlink w:anchor="_Toc154145314" w:history="1">
+      <w:hyperlink w:anchor="_Toc231885907" w:history="1">
         <w:r>
           <w:rPr>
             <w:rStyle w:val="Hyperlink"/>
@@ -425,7 +417,7 @@
             <w:noProof/>
             <w:webHidden/>
           </w:rPr>
-          <w:instrText xml:space="preserve"> PAGEREF _Toc154145314 \h </w:instrText>
+          <w:instrText xml:space="preserve"> PAGEREF _Toc231885907 \h </w:instrText>
         </w:r>
         <w:r>
           <w:rPr>
@@ -462,12 +454,12 @@
         <w:rPr>
           <w:rFonts w:asciiTheme="minorHAnsi" w:eastAsiaTheme="minorEastAsia" w:hAnsiTheme="minorHAnsi" w:cstheme="minorBidi"/>
           <w:noProof/>
-          <w:sz w:val="22"/>
-          <w:szCs w:val="22"/>
+          <w:kern w:val="2"/>
           <w:lang w:eastAsia="en-NZ"/>
+          <w14:ligatures w14:val="standardContextual"/>
         </w:rPr>
       </w:pPr>
-      <w:hyperlink w:anchor="_Toc154145315" w:history="1">
+      <w:hyperlink w:anchor="_Toc231885908" w:history="1">
         <w:r>
           <w:rPr>
             <w:rStyle w:val="Hyperlink"/>
@@ -494,7 +486,7 @@
             <w:noProof/>
             <w:webHidden/>
           </w:rPr>
-          <w:instrText xml:space="preserve"> PAGEREF _Toc154145315 \h </w:instrText>
+          <w:instrText xml:space="preserve"> PAGEREF _Toc231885908 \h </w:instrText>
         </w:r>
         <w:r>
           <w:rPr>
@@ -531,12 +523,12 @@
         <w:rPr>
           <w:rFonts w:asciiTheme="minorHAnsi" w:eastAsiaTheme="minorEastAsia" w:hAnsiTheme="minorHAnsi" w:cstheme="minorBidi"/>
           <w:noProof/>
-          <w:sz w:val="22"/>
-          <w:szCs w:val="22"/>
+          <w:kern w:val="2"/>
           <w:lang w:eastAsia="en-NZ"/>
+          <w14:ligatures w14:val="standardContextual"/>
         </w:rPr>
       </w:pPr>
-      <w:hyperlink w:anchor="_Toc154145316" w:history="1">
+      <w:hyperlink w:anchor="_Toc231885909" w:history="1">
         <w:r>
           <w:rPr>
             <w:rStyle w:val="Hyperlink"/>
@@ -563,7 +555,7 @@
             <w:noProof/>
             <w:webHidden/>
           </w:rPr>
-          <w:instrText xml:space="preserve"> PAGEREF _Toc154145316 \h </w:instrText>
+          <w:instrText xml:space="preserve"> PAGEREF _Toc231885909 \h </w:instrText>
         </w:r>
         <w:r>
           <w:rPr>
@@ -603,12 +595,12 @@
         <w:rPr>
           <w:rFonts w:asciiTheme="minorHAnsi" w:eastAsiaTheme="minorEastAsia" w:hAnsiTheme="minorHAnsi" w:cstheme="minorBidi"/>
           <w:noProof/>
-          <w:sz w:val="22"/>
-          <w:szCs w:val="22"/>
+          <w:kern w:val="2"/>
           <w:lang w:eastAsia="en-NZ"/>
+          <w14:ligatures w14:val="standardContextual"/>
         </w:rPr>
       </w:pPr>
-      <w:hyperlink w:anchor="_Toc154145317" w:history="1">
+      <w:hyperlink w:anchor="_Toc231885910" w:history="1">
         <w:r>
           <w:rPr>
             <w:rStyle w:val="Hyperlink"/>
@@ -635,7 +627,7 @@
             <w:noProof/>
             <w:webHidden/>
           </w:rPr>
-          <w:instrText xml:space="preserve"> PAGEREF _Toc154145317 \h </w:instrText>
+          <w:instrText xml:space="preserve"> PAGEREF _Toc231885910 \h </w:instrText>
         </w:r>
         <w:r>
           <w:rPr>
@@ -675,12 +667,12 @@
         <w:rPr>
           <w:rFonts w:asciiTheme="minorHAnsi" w:eastAsiaTheme="minorEastAsia" w:hAnsiTheme="minorHAnsi" w:cstheme="minorBidi"/>
           <w:noProof/>
-          <w:sz w:val="22"/>
-          <w:szCs w:val="22"/>
+          <w:kern w:val="2"/>
           <w:lang w:eastAsia="en-NZ"/>
+          <w14:ligatures w14:val="standardContextual"/>
         </w:rPr>
       </w:pPr>
-      <w:hyperlink w:anchor="_Toc154145318" w:history="1">
+      <w:hyperlink w:anchor="_Toc231885911" w:history="1">
         <w:r>
           <w:rPr>
             <w:rStyle w:val="Hyperlink"/>
@@ -707,7 +699,7 @@
             <w:noProof/>
             <w:webHidden/>
           </w:rPr>
-          <w:instrText xml:space="preserve"> PAGEREF _Toc154145318 \h </w:instrText>
+          <w:instrText xml:space="preserve"> PAGEREF _Toc231885911 \h </w:instrText>
         </w:r>
         <w:r>
           <w:rPr>
@@ -747,12 +739,12 @@
         <w:rPr>
           <w:rFonts w:asciiTheme="minorHAnsi" w:eastAsiaTheme="minorEastAsia" w:hAnsiTheme="minorHAnsi" w:cstheme="minorBidi"/>
           <w:noProof/>
-          <w:sz w:val="22"/>
-          <w:szCs w:val="22"/>
+          <w:kern w:val="2"/>
           <w:lang w:eastAsia="en-NZ"/>
+          <w14:ligatures w14:val="standardContextual"/>
         </w:rPr>
       </w:pPr>
-      <w:hyperlink w:anchor="_Toc154145319" w:history="1">
+      <w:hyperlink w:anchor="_Toc231885912" w:history="1">
         <w:r>
           <w:rPr>
             <w:rStyle w:val="Hyperlink"/>
@@ -779,7 +771,7 @@
             <w:noProof/>
             <w:webHidden/>
           </w:rPr>
-          <w:instrText xml:space="preserve"> PAGEREF _Toc154145319 \h </w:instrText>
+          <w:instrText xml:space="preserve"> PAGEREF _Toc231885912 \h </w:instrText>
         </w:r>
         <w:r>
           <w:rPr>
@@ -819,12 +811,12 @@
         <w:rPr>
           <w:rFonts w:asciiTheme="minorHAnsi" w:eastAsiaTheme="minorEastAsia" w:hAnsiTheme="minorHAnsi" w:cstheme="minorBidi"/>
           <w:noProof/>
-          <w:sz w:val="22"/>
-          <w:szCs w:val="22"/>
+          <w:kern w:val="2"/>
           <w:lang w:eastAsia="en-NZ"/>
+          <w14:ligatures w14:val="standardContextual"/>
         </w:rPr>
       </w:pPr>
-      <w:hyperlink w:anchor="_Toc154145320" w:history="1">
+      <w:hyperlink w:anchor="_Toc231885913" w:history="1">
         <w:r>
           <w:rPr>
             <w:rStyle w:val="Hyperlink"/>
@@ -851,7 +843,7 @@
             <w:noProof/>
             <w:webHidden/>
           </w:rPr>
-          <w:instrText xml:space="preserve"> PAGEREF _Toc154145320 \h </w:instrText>
+          <w:instrText xml:space="preserve"> PAGEREF _Toc231885913 \h </w:instrText>
         </w:r>
         <w:r>
           <w:rPr>
@@ -888,12 +880,12 @@
         <w:rPr>
           <w:rFonts w:asciiTheme="minorHAnsi" w:eastAsiaTheme="minorEastAsia" w:hAnsiTheme="minorHAnsi" w:cstheme="minorBidi"/>
           <w:noProof/>
-          <w:sz w:val="22"/>
-          <w:szCs w:val="22"/>
+          <w:kern w:val="2"/>
           <w:lang w:eastAsia="en-NZ"/>
+          <w14:ligatures w14:val="standardContextual"/>
         </w:rPr>
       </w:pPr>
-      <w:hyperlink w:anchor="_Toc154145321" w:history="1">
+      <w:hyperlink w:anchor="_Toc231885914" w:history="1">
         <w:r>
           <w:rPr>
             <w:rStyle w:val="Hyperlink"/>
@@ -920,7 +912,7 @@
             <w:noProof/>
             <w:webHidden/>
           </w:rPr>
-          <w:instrText xml:space="preserve"> PAGEREF _Toc154145321 \h </w:instrText>
+          <w:instrText xml:space="preserve"> PAGEREF _Toc231885914 \h </w:instrText>
         </w:r>
         <w:r>
           <w:rPr>
@@ -960,12 +952,12 @@
         <w:rPr>
           <w:rFonts w:asciiTheme="minorHAnsi" w:eastAsiaTheme="minorEastAsia" w:hAnsiTheme="minorHAnsi" w:cstheme="minorBidi"/>
           <w:noProof/>
-          <w:sz w:val="22"/>
-          <w:szCs w:val="22"/>
+          <w:kern w:val="2"/>
           <w:lang w:eastAsia="en-NZ"/>
+          <w14:ligatures w14:val="standardContextual"/>
         </w:rPr>
       </w:pPr>
-      <w:hyperlink w:anchor="_Toc154145322" w:history="1">
+      <w:hyperlink w:anchor="_Toc231885915" w:history="1">
         <w:r>
           <w:rPr>
             <w:rStyle w:val="Hyperlink"/>
@@ -992,7 +984,79 @@
             <w:noProof/>
             <w:webHidden/>
           </w:rPr>
-          <w:instrText xml:space="preserve"> PAGEREF _Toc154145322 \h </w:instrText>
+          <w:instrText xml:space="preserve"> PAGEREF _Toc231885915 \h </w:instrText>
+        </w:r>
+        <w:r>
+          <w:rPr>
+            <w:noProof/>
+            <w:webHidden/>
+          </w:rPr>
+        </w:r>
+        <w:r>
+          <w:rPr>
+            <w:noProof/>
+            <w:webHidden/>
+          </w:rPr>
+          <w:fldChar w:fldCharType="separate"/>
+        </w:r>
+        <w:r>
+          <w:rPr>
+            <w:noProof/>
+            <w:webHidden/>
+          </w:rPr>
+          <w:t>9</w:t>
+        </w:r>
+        <w:r>
+          <w:rPr>
+            <w:noProof/>
+            <w:webHidden/>
+          </w:rPr>
+          <w:fldChar w:fldCharType="end"/>
+        </w:r>
+      </w:hyperlink>
+    </w:p>
+    <w:p>
+      <w:pPr>
+        <w:pStyle w:val="TOC3"/>
+        <w:tabs>
+          <w:tab w:val="right" w:leader="dot" w:pos="9514"/>
+        </w:tabs>
+        <w:rPr>
+          <w:rFonts w:asciiTheme="minorHAnsi" w:eastAsiaTheme="minorEastAsia" w:hAnsiTheme="minorHAnsi" w:cstheme="minorBidi"/>
+          <w:noProof/>
+          <w:kern w:val="2"/>
+          <w:lang w:eastAsia="en-NZ"/>
+          <w14:ligatures w14:val="standardContextual"/>
+        </w:rPr>
+      </w:pPr>
+      <w:hyperlink w:anchor="_Toc231885916" w:history="1">
+        <w:r>
+          <w:rPr>
+            <w:rStyle w:val="Hyperlink"/>
+            <w:noProof/>
+          </w:rPr>
+          <w:t>Other</w:t>
+        </w:r>
+        <w:r>
+          <w:rPr>
+            <w:noProof/>
+            <w:webHidden/>
+          </w:rPr>
+          <w:tab/>
+        </w:r>
+        <w:r>
+          <w:rPr>
+            <w:noProof/>
+            <w:webHidden/>
+          </w:rPr>
+          <w:fldChar w:fldCharType="begin"/>
+        </w:r>
+        <w:r>
+          <w:rPr>
+            <w:noProof/>
+            <w:webHidden/>
+          </w:rPr>
+          <w:instrText xml:space="preserve"> PAGEREF _Toc231885916 \h </w:instrText>
         </w:r>
         <w:r>
           <w:rPr>
@@ -1029,12 +1093,12 @@
         <w:rPr>
           <w:rFonts w:asciiTheme="minorHAnsi" w:eastAsiaTheme="minorEastAsia" w:hAnsiTheme="minorHAnsi" w:cstheme="minorBidi"/>
           <w:noProof/>
-          <w:sz w:val="22"/>
-          <w:szCs w:val="22"/>
+          <w:kern w:val="2"/>
           <w:lang w:eastAsia="en-NZ"/>
+          <w14:ligatures w14:val="standardContextual"/>
         </w:rPr>
       </w:pPr>
-      <w:hyperlink w:anchor="_Toc154145323" w:history="1">
+      <w:hyperlink w:anchor="_Toc231885917" w:history="1">
         <w:r>
           <w:rPr>
             <w:rStyle w:val="Hyperlink"/>
@@ -1061,7 +1125,7 @@
             <w:noProof/>
             <w:webHidden/>
           </w:rPr>
-          <w:instrText xml:space="preserve"> PAGEREF _Toc154145323 \h </w:instrText>
+          <w:instrText xml:space="preserve"> PAGEREF _Toc231885917 \h </w:instrText>
         </w:r>
         <w:r>
           <w:rPr>
@@ -1101,12 +1165,12 @@
         <w:rPr>
           <w:rFonts w:asciiTheme="minorHAnsi" w:eastAsiaTheme="minorEastAsia" w:hAnsiTheme="minorHAnsi" w:cstheme="minorBidi"/>
           <w:noProof/>
-          <w:sz w:val="22"/>
-          <w:szCs w:val="22"/>
+          <w:kern w:val="2"/>
           <w:lang w:eastAsia="en-NZ"/>
+          <w14:ligatures w14:val="standardContextual"/>
         </w:rPr>
       </w:pPr>
-      <w:hyperlink w:anchor="_Toc154145324" w:history="1">
+      <w:hyperlink w:anchor="_Toc231885918" w:history="1">
         <w:r>
           <w:rPr>
             <w:rStyle w:val="Hyperlink"/>
@@ -1133,7 +1197,7 @@
             <w:noProof/>
             <w:webHidden/>
           </w:rPr>
-          <w:instrText xml:space="preserve"> PAGEREF _Toc154145324 \h </w:instrText>
+          <w:instrText xml:space="preserve"> PAGEREF _Toc231885918 \h </w:instrText>
         </w:r>
         <w:r>
           <w:rPr>
@@ -1170,12 +1234,12 @@
         <w:rPr>
           <w:rFonts w:asciiTheme="minorHAnsi" w:eastAsiaTheme="minorEastAsia" w:hAnsiTheme="minorHAnsi" w:cstheme="minorBidi"/>
           <w:noProof/>
-          <w:sz w:val="22"/>
-          <w:szCs w:val="22"/>
+          <w:kern w:val="2"/>
           <w:lang w:eastAsia="en-NZ"/>
+          <w14:ligatures w14:val="standardContextual"/>
         </w:rPr>
       </w:pPr>
-      <w:hyperlink w:anchor="_Toc154145325" w:history="1">
+      <w:hyperlink w:anchor="_Toc231885919" w:history="1">
         <w:r>
           <w:rPr>
             <w:rStyle w:val="Hyperlink"/>
@@ -1202,7 +1266,7 @@
             <w:noProof/>
             <w:webHidden/>
           </w:rPr>
-          <w:instrText xml:space="preserve"> PAGEREF _Toc154145325 \h </w:instrText>
+          <w:instrText xml:space="preserve"> PAGEREF _Toc231885919 \h </w:instrText>
         </w:r>
         <w:r>
           <w:rPr>
@@ -1242,12 +1306,12 @@
         <w:rPr>
           <w:rFonts w:asciiTheme="minorHAnsi" w:eastAsiaTheme="minorEastAsia" w:hAnsiTheme="minorHAnsi" w:cstheme="minorBidi"/>
           <w:noProof/>
-          <w:sz w:val="22"/>
-          <w:szCs w:val="22"/>
+          <w:kern w:val="2"/>
           <w:lang w:eastAsia="en-NZ"/>
+          <w14:ligatures w14:val="standardContextual"/>
         </w:rPr>
       </w:pPr>
-      <w:hyperlink w:anchor="_Toc154145326" w:history="1">
+      <w:hyperlink w:anchor="_Toc231885920" w:history="1">
         <w:r>
           <w:rPr>
             <w:rStyle w:val="Hyperlink"/>
@@ -1274,7 +1338,7 @@
             <w:noProof/>
             <w:webHidden/>
           </w:rPr>
-          <w:instrText xml:space="preserve"> PAGEREF _Toc154145326 \h </w:instrText>
+          <w:instrText xml:space="preserve"> PAGEREF _Toc231885920 \h </w:instrText>
         </w:r>
         <w:r>
           <w:rPr>
@@ -1314,12 +1378,12 @@
         <w:rPr>
           <w:rFonts w:asciiTheme="minorHAnsi" w:eastAsiaTheme="minorEastAsia" w:hAnsiTheme="minorHAnsi" w:cstheme="minorBidi"/>
           <w:noProof/>
-          <w:sz w:val="22"/>
-          <w:szCs w:val="22"/>
+          <w:kern w:val="2"/>
           <w:lang w:eastAsia="en-NZ"/>
+          <w14:ligatures w14:val="standardContextual"/>
         </w:rPr>
       </w:pPr>
-      <w:hyperlink w:anchor="_Toc154145327" w:history="1">
+      <w:hyperlink w:anchor="_Toc231885921" w:history="1">
         <w:r>
           <w:rPr>
             <w:rStyle w:val="Hyperlink"/>
@@ -1346,7 +1410,7 @@
             <w:noProof/>
             <w:webHidden/>
           </w:rPr>
-          <w:instrText xml:space="preserve"> PAGEREF _Toc154145327 \h </w:instrText>
+          <w:instrText xml:space="preserve"> PAGEREF _Toc231885921 \h </w:instrText>
         </w:r>
         <w:r>
           <w:rPr>
@@ -1386,12 +1450,12 @@
         <w:rPr>
           <w:rFonts w:asciiTheme="minorHAnsi" w:eastAsiaTheme="minorEastAsia" w:hAnsiTheme="minorHAnsi" w:cstheme="minorBidi"/>
           <w:noProof/>
-          <w:sz w:val="22"/>
-          <w:szCs w:val="22"/>
+          <w:kern w:val="2"/>
           <w:lang w:eastAsia="en-NZ"/>
+          <w14:ligatures w14:val="standardContextual"/>
         </w:rPr>
       </w:pPr>
-      <w:hyperlink w:anchor="_Toc154145328" w:history="1">
+      <w:hyperlink w:anchor="_Toc231885922" w:history="1">
         <w:r>
           <w:rPr>
             <w:rStyle w:val="Hyperlink"/>
@@ -1418,7 +1482,7 @@
             <w:noProof/>
             <w:webHidden/>
           </w:rPr>
-          <w:instrText xml:space="preserve"> PAGEREF _Toc154145328 \h </w:instrText>
+          <w:instrText xml:space="preserve"> PAGEREF _Toc231885922 \h </w:instrText>
         </w:r>
         <w:r>
           <w:rPr>
@@ -1458,12 +1522,12 @@
         <w:rPr>
           <w:rFonts w:asciiTheme="minorHAnsi" w:eastAsiaTheme="minorEastAsia" w:hAnsiTheme="minorHAnsi" w:cstheme="minorBidi"/>
           <w:noProof/>
-          <w:sz w:val="22"/>
-          <w:szCs w:val="22"/>
+          <w:kern w:val="2"/>
           <w:lang w:eastAsia="en-NZ"/>
+          <w14:ligatures w14:val="standardContextual"/>
         </w:rPr>
       </w:pPr>
-      <w:hyperlink w:anchor="_Toc154145329" w:history="1">
+      <w:hyperlink w:anchor="_Toc231885923" w:history="1">
         <w:r>
           <w:rPr>
             <w:rStyle w:val="Hyperlink"/>
@@ -1490,7 +1554,7 @@
             <w:noProof/>
             <w:webHidden/>
           </w:rPr>
-          <w:instrText xml:space="preserve"> PAGEREF _Toc154145329 \h </w:instrText>
+          <w:instrText xml:space="preserve"> PAGEREF _Toc231885923 \h </w:instrText>
         </w:r>
         <w:r>
           <w:rPr>
@@ -1530,12 +1594,12 @@
         <w:rPr>
           <w:rFonts w:asciiTheme="minorHAnsi" w:eastAsiaTheme="minorEastAsia" w:hAnsiTheme="minorHAnsi" w:cstheme="minorBidi"/>
           <w:noProof/>
-          <w:sz w:val="22"/>
-          <w:szCs w:val="22"/>
+          <w:kern w:val="2"/>
           <w:lang w:eastAsia="en-NZ"/>
+          <w14:ligatures w14:val="standardContextual"/>
         </w:rPr>
       </w:pPr>
-      <w:hyperlink w:anchor="_Toc154145330" w:history="1">
+      <w:hyperlink w:anchor="_Toc231885924" w:history="1">
         <w:r>
           <w:rPr>
             <w:rStyle w:val="Hyperlink"/>
@@ -1562,7 +1626,7 @@
             <w:noProof/>
             <w:webHidden/>
           </w:rPr>
-          <w:instrText xml:space="preserve"> PAGEREF _Toc154145330 \h </w:instrText>
+          <w:instrText xml:space="preserve"> PAGEREF _Toc231885924 \h </w:instrText>
         </w:r>
         <w:r>
           <w:rPr>
@@ -1602,12 +1666,12 @@
         <w:rPr>
           <w:rFonts w:asciiTheme="minorHAnsi" w:eastAsiaTheme="minorEastAsia" w:hAnsiTheme="minorHAnsi" w:cstheme="minorBidi"/>
           <w:noProof/>
-          <w:sz w:val="22"/>
-          <w:szCs w:val="22"/>
+          <w:kern w:val="2"/>
           <w:lang w:eastAsia="en-NZ"/>
+          <w14:ligatures w14:val="standardContextual"/>
         </w:rPr>
       </w:pPr>
-      <w:hyperlink w:anchor="_Toc154145331" w:history="1">
+      <w:hyperlink w:anchor="_Toc231885925" w:history="1">
         <w:r>
           <w:rPr>
             <w:rStyle w:val="Hyperlink"/>
@@ -1634,7 +1698,7 @@
             <w:noProof/>
             <w:webHidden/>
           </w:rPr>
-          <w:instrText xml:space="preserve"> PAGEREF _Toc154145331 \h </w:instrText>
+          <w:instrText xml:space="preserve"> PAGEREF _Toc231885925 \h </w:instrText>
         </w:r>
         <w:r>
           <w:rPr>
@@ -1674,12 +1738,12 @@
         <w:rPr>
           <w:rFonts w:asciiTheme="minorHAnsi" w:eastAsiaTheme="minorEastAsia" w:hAnsiTheme="minorHAnsi" w:cstheme="minorBidi"/>
           <w:noProof/>
-          <w:sz w:val="22"/>
-          <w:szCs w:val="22"/>
+          <w:kern w:val="2"/>
           <w:lang w:eastAsia="en-NZ"/>
+          <w14:ligatures w14:val="standardContextual"/>
         </w:rPr>
       </w:pPr>
-      <w:hyperlink w:anchor="_Toc154145332" w:history="1">
+      <w:hyperlink w:anchor="_Toc231885926" w:history="1">
         <w:r>
           <w:rPr>
             <w:rStyle w:val="Hyperlink"/>
@@ -1706,7 +1770,7 @@
             <w:noProof/>
             <w:webHidden/>
           </w:rPr>
-          <w:instrText xml:space="preserve"> PAGEREF _Toc154145332 \h </w:instrText>
+          <w:instrText xml:space="preserve"> PAGEREF _Toc231885926 \h </w:instrText>
         </w:r>
         <w:r>
           <w:rPr>
@@ -1746,12 +1810,12 @@
         <w:rPr>
           <w:rFonts w:asciiTheme="minorHAnsi" w:eastAsiaTheme="minorEastAsia" w:hAnsiTheme="minorHAnsi" w:cstheme="minorBidi"/>
           <w:noProof/>
-          <w:sz w:val="22"/>
-          <w:szCs w:val="22"/>
+          <w:kern w:val="2"/>
           <w:lang w:eastAsia="en-NZ"/>
+          <w14:ligatures w14:val="standardContextual"/>
         </w:rPr>
       </w:pPr>
-      <w:hyperlink w:anchor="_Toc154145333" w:history="1">
+      <w:hyperlink w:anchor="_Toc231885927" w:history="1">
         <w:r>
           <w:rPr>
             <w:rStyle w:val="Hyperlink"/>
@@ -1778,7 +1842,7 @@
             <w:noProof/>
             <w:webHidden/>
           </w:rPr>
-          <w:instrText xml:space="preserve"> PAGEREF _Toc154145333 \h </w:instrText>
+          <w:instrText xml:space="preserve"> PAGEREF _Toc231885927 \h </w:instrText>
         </w:r>
         <w:r>
           <w:rPr>
@@ -1818,12 +1882,12 @@
         <w:rPr>
           <w:rFonts w:asciiTheme="minorHAnsi" w:eastAsiaTheme="minorEastAsia" w:hAnsiTheme="minorHAnsi" w:cstheme="minorBidi"/>
           <w:noProof/>
-          <w:sz w:val="22"/>
-          <w:szCs w:val="22"/>
+          <w:kern w:val="2"/>
           <w:lang w:eastAsia="en-NZ"/>
+          <w14:ligatures w14:val="standardContextual"/>
         </w:rPr>
       </w:pPr>
-      <w:hyperlink w:anchor="_Toc154145334" w:history="1">
+      <w:hyperlink w:anchor="_Toc231885928" w:history="1">
         <w:r>
           <w:rPr>
             <w:rStyle w:val="Hyperlink"/>
@@ -1850,7 +1914,7 @@
             <w:noProof/>
             <w:webHidden/>
           </w:rPr>
-          <w:instrText xml:space="preserve"> PAGEREF _Toc154145334 \h </w:instrText>
+          <w:instrText xml:space="preserve"> PAGEREF _Toc231885928 \h </w:instrText>
         </w:r>
         <w:r>
           <w:rPr>
@@ -1897,7 +1961,7 @@
         <w:pStyle w:val="Heading2"/>
       </w:pPr>
       <w:bookmarkStart w:id="5" w:name="_Toc145049429"/>
-      <w:bookmarkStart w:id="6" w:name="_Toc154145314"/>
+      <w:bookmarkStart w:id="6" w:name="_Toc231885907"/>
       <w:r>
         <w:lastRenderedPageBreak/>
         <w:t>Introduction</w:t>
@@ -1967,7 +2031,7 @@
       <w:pPr>
         <w:pStyle w:val="Heading2"/>
       </w:pPr>
-      <w:bookmarkStart w:id="7" w:name="_Toc154145315"/>
+      <w:bookmarkStart w:id="7" w:name="_Toc231885908"/>
       <w:r>
         <w:t>Issue</w:t>
       </w:r>
@@ -1987,39 +2051,36 @@
         <w:t xml:space="preserve">are used to using the </w:t>
       </w:r>
       <w:r>
-        <w:t xml:space="preserve">Create, Read, Update, </w:t>
+        <w:t xml:space="preserve">Create, Read, Update, Delete (CRUD) </w:t>
+      </w:r>
+      <w:r>
+        <w:t xml:space="preserve">data management </w:t>
+      </w:r>
+      <w:r>
+        <w:t>pattern</w:t>
+      </w:r>
+      <w:r>
+        <w:t xml:space="preserve">, and reuse it out of context to </w:t>
+      </w:r>
+      <w:r>
+        <w:t xml:space="preserve">develop user interfaces, </w:t>
+      </w:r>
+      <w:r>
+        <w:t>produc</w:t>
+      </w:r>
+      <w:r>
+        <w:t>ing</w:t>
+      </w:r>
+      <w:r>
+        <w:t xml:space="preserve"> Views </w:t>
       </w:r>
       <w:proofErr w:type="gramStart"/>
       <w:r>
-        <w:t>Delete</w:t>
+        <w:t>similar to</w:t>
       </w:r>
       <w:proofErr w:type="gramEnd"/>
       <w:r>
-        <w:t xml:space="preserve"> (CRUD) </w:t>
-      </w:r>
-      <w:r>
-        <w:t xml:space="preserve">data management </w:t>
-      </w:r>
-      <w:r>
-        <w:t>pattern</w:t>
-      </w:r>
-      <w:r>
-        <w:t xml:space="preserve">, and reuse it out of context to </w:t>
-      </w:r>
-      <w:r>
-        <w:t xml:space="preserve">develop user interfaces, </w:t>
-      </w:r>
-      <w:r>
-        <w:t>produc</w:t>
-      </w:r>
-      <w:r>
-        <w:t>ing</w:t>
-      </w:r>
-      <w:r>
-        <w:t xml:space="preserve"> Views </w:t>
-      </w:r>
-      <w:r>
-        <w:t>similar to the following</w:t>
+        <w:t xml:space="preserve"> the following</w:t>
       </w:r>
       <w:r>
         <w:t>:</w:t>
@@ -2090,7 +2151,7 @@
         <w:pStyle w:val="Caption"/>
         <w:jc w:val="center"/>
       </w:pPr>
-      <w:bookmarkStart w:id="8" w:name="_Toc154144198"/>
+      <w:bookmarkStart w:id="8" w:name="_Toc231885890"/>
       <w:r>
         <w:t xml:space="preserve">Figure </w:t>
       </w:r>
@@ -2135,7 +2196,7 @@
           <w:noProof/>
         </w:rPr>
         <w:drawing>
-          <wp:inline distT="0" distB="0" distL="0" distR="0" wp14:anchorId="46AA31B4" wp14:editId="0A419FA2">
+          <wp:inline distT="0" distB="0" distL="0" distR="0" wp14:anchorId="46AA31B4" wp14:editId="62D9746C">
             <wp:extent cx="6047740" cy="750570"/>
             <wp:effectExtent l="0" t="0" r="0" b="0"/>
             <wp:docPr id="8" name="Picture 8"/>
@@ -2189,7 +2250,7 @@
         <w:pStyle w:val="Caption"/>
         <w:jc w:val="center"/>
       </w:pPr>
-      <w:bookmarkStart w:id="9" w:name="_Toc154144199"/>
+      <w:bookmarkStart w:id="9" w:name="_Toc231885891"/>
       <w:r>
         <w:t xml:space="preserve">Figure </w:t>
       </w:r>
@@ -2271,7 +2332,7 @@
       <w:pPr>
         <w:pStyle w:val="Heading2"/>
       </w:pPr>
-      <w:bookmarkStart w:id="10" w:name="_Toc154145316"/>
+      <w:bookmarkStart w:id="10" w:name="_Toc231885909"/>
       <w:r>
         <w:lastRenderedPageBreak/>
         <w:t>Resolution</w:t>
@@ -2306,15 +2367,7 @@
         <w:t xml:space="preserve">the </w:t>
       </w:r>
       <w:r>
-        <w:t xml:space="preserve">Browse, Read, Edit, Add, </w:t>
-      </w:r>
-      <w:proofErr w:type="gramStart"/>
-      <w:r>
-        <w:t>Delete</w:t>
-      </w:r>
-      <w:proofErr w:type="gramEnd"/>
-      <w:r>
-        <w:t xml:space="preserve"> (BREAD)</w:t>
+        <w:t>Browse, Read, Edit, Add, Delete (BREAD)</w:t>
       </w:r>
       <w:r>
         <w:t xml:space="preserve"> pattern</w:t>
@@ -2388,7 +2441,7 @@
         <w:pStyle w:val="Caption"/>
         <w:jc w:val="center"/>
       </w:pPr>
-      <w:bookmarkStart w:id="11" w:name="_Toc154144200"/>
+      <w:bookmarkStart w:id="11" w:name="_Toc231885892"/>
       <w:r>
         <w:t xml:space="preserve">Figure </w:t>
       </w:r>
@@ -2542,7 +2595,7 @@
         <w:pStyle w:val="Caption"/>
         <w:jc w:val="center"/>
       </w:pPr>
-      <w:bookmarkStart w:id="12" w:name="_Toc154144201"/>
+      <w:bookmarkStart w:id="12" w:name="_Toc231885893"/>
       <w:r>
         <w:t xml:space="preserve">Figure </w:t>
       </w:r>
@@ -2586,7 +2639,7 @@
       <w:pPr>
         <w:pStyle w:val="Heading3"/>
       </w:pPr>
-      <w:bookmarkStart w:id="13" w:name="_Toc154145317"/>
+      <w:bookmarkStart w:id="13" w:name="_Toc231885910"/>
       <w:r>
         <w:lastRenderedPageBreak/>
         <w:t>Browse / List</w:t>
@@ -2752,7 +2805,7 @@
         <w:pStyle w:val="Caption"/>
         <w:jc w:val="center"/>
       </w:pPr>
-      <w:bookmarkStart w:id="14" w:name="_Toc154144202"/>
+      <w:bookmarkStart w:id="14" w:name="_Toc231885894"/>
       <w:r>
         <w:t xml:space="preserve">Figure </w:t>
       </w:r>
@@ -2841,15 +2894,7 @@
         <w:t xml:space="preserve">shares </w:t>
       </w:r>
       <w:r>
-        <w:t>the same format (</w:t>
-      </w:r>
-      <w:proofErr w:type="gramStart"/>
-      <w:r>
-        <w:t>e.g.</w:t>
-      </w:r>
-      <w:proofErr w:type="gramEnd"/>
-      <w:r>
-        <w:t xml:space="preserve"> Image, Title, Description, Value). </w:t>
+        <w:t xml:space="preserve">the same format (e.g. Image, Title, Description, Value). </w:t>
       </w:r>
     </w:p>
     <w:p>
@@ -2861,15 +2906,7 @@
       </w:r>
       <w:r>
         <w:br/>
-        <w:t xml:space="preserve">This is </w:t>
-      </w:r>
-      <w:proofErr w:type="gramStart"/>
-      <w:r>
-        <w:t>similar to</w:t>
-      </w:r>
-      <w:proofErr w:type="gramEnd"/>
-      <w:r>
-        <w:t xml:space="preserve"> how Google search results: the item rendered is not the found remote page, but a short summary item, that has a title in bold used for the found page’s title, </w:t>
+        <w:t xml:space="preserve">This is similar to how Google search results: the item rendered is not the found remote page, but a short summary item, that has a title in bold used for the found page’s title, </w:t>
       </w:r>
       <w:r>
         <w:lastRenderedPageBreak/>
@@ -2970,7 +3007,7 @@
       <w:pPr>
         <w:pStyle w:val="Heading3"/>
       </w:pPr>
-      <w:bookmarkStart w:id="15" w:name="_Toc154145318"/>
+      <w:bookmarkStart w:id="15" w:name="_Toc231885911"/>
       <w:r>
         <w:t>Read</w:t>
       </w:r>
@@ -3162,7 +3199,7 @@
       <w:pPr>
         <w:pStyle w:val="Heading3"/>
       </w:pPr>
-      <w:bookmarkStart w:id="16" w:name="_Toc154145319"/>
+      <w:bookmarkStart w:id="16" w:name="_Toc231885912"/>
       <w:r>
         <w:lastRenderedPageBreak/>
         <w:t>Edit</w:t>
@@ -3257,16 +3294,12 @@
         <w:t>A secondary action is to abandon changes and return to the previous View (the Read View).</w:t>
       </w:r>
     </w:p>
+    <w:p/>
     <w:p>
       <w:pPr>
         <w:pStyle w:val="Heading3"/>
       </w:pPr>
-    </w:p>
-    <w:p>
-      <w:pPr>
-        <w:pStyle w:val="Heading3"/>
-      </w:pPr>
-      <w:bookmarkStart w:id="17" w:name="_Toc154145320"/>
+      <w:bookmarkStart w:id="17" w:name="_Toc231885913"/>
       <w:proofErr w:type="spellStart"/>
       <w:r>
         <w:t>Sublists</w:t>
@@ -3366,7 +3399,7 @@
       <w:pPr>
         <w:pStyle w:val="Heading2"/>
       </w:pPr>
-      <w:bookmarkStart w:id="18" w:name="_Toc154145321"/>
+      <w:bookmarkStart w:id="18" w:name="_Toc231885914"/>
       <w:r>
         <w:t>Actions</w:t>
       </w:r>
@@ -3384,7 +3417,7 @@
       <w:pPr>
         <w:pStyle w:val="Heading3"/>
       </w:pPr>
-      <w:bookmarkStart w:id="19" w:name="_Toc154145322"/>
+      <w:bookmarkStart w:id="19" w:name="_Toc231885915"/>
       <w:r>
         <w:t>Clicks</w:t>
       </w:r>
@@ -3510,9 +3543,11 @@
       <w:pPr>
         <w:pStyle w:val="Heading3"/>
       </w:pPr>
+      <w:bookmarkStart w:id="20" w:name="_Toc231885916"/>
       <w:r>
         <w:t>Other</w:t>
       </w:r>
+      <w:bookmarkEnd w:id="20"/>
     </w:p>
     <w:p>
       <w:pPr>
@@ -3617,7 +3652,7 @@
         <w:pStyle w:val="Caption"/>
         <w:jc w:val="center"/>
       </w:pPr>
-      <w:bookmarkStart w:id="20" w:name="_Toc154144203"/>
+      <w:bookmarkStart w:id="21" w:name="_Toc231885895"/>
       <w:r>
         <w:t xml:space="preserve">Figure </w:t>
       </w:r>
@@ -3630,14 +3665,9 @@
         </w:r>
       </w:fldSimple>
       <w:r>
-        <w:t xml:space="preserve">: BREAD View Events to </w:t>
-      </w:r>
-      <w:proofErr w:type="gramStart"/>
-      <w:r>
-        <w:t>consider</w:t>
-      </w:r>
-      <w:bookmarkEnd w:id="20"/>
-      <w:proofErr w:type="gramEnd"/>
+        <w:t>: BREAD View Events to consider</w:t>
+      </w:r>
+      <w:bookmarkEnd w:id="21"/>
     </w:p>
     <w:p>
       <w:pPr>
@@ -3648,11 +3678,11 @@
       <w:pPr>
         <w:pStyle w:val="Heading2"/>
       </w:pPr>
-      <w:bookmarkStart w:id="21" w:name="_Toc154145323"/>
+      <w:bookmarkStart w:id="22" w:name="_Toc231885917"/>
       <w:r>
         <w:t>Conclusion</w:t>
       </w:r>
-      <w:bookmarkEnd w:id="21"/>
+      <w:bookmarkEnd w:id="22"/>
       <w:r>
         <w:t xml:space="preserve"> </w:t>
       </w:r>
@@ -3666,21 +3696,21 @@
       <w:pPr>
         <w:pStyle w:val="Appendices"/>
       </w:pPr>
-      <w:bookmarkStart w:id="22" w:name="_Toc145049430"/>
-      <w:bookmarkStart w:id="23" w:name="_Toc154145324"/>
+      <w:bookmarkStart w:id="23" w:name="_Toc145049430"/>
+      <w:bookmarkStart w:id="24" w:name="_Toc231885918"/>
       <w:r>
         <w:lastRenderedPageBreak/>
         <w:t>Appendices</w:t>
       </w:r>
-      <w:bookmarkEnd w:id="22"/>
       <w:bookmarkEnd w:id="23"/>
+      <w:bookmarkEnd w:id="24"/>
     </w:p>
     <w:p>
       <w:pPr>
         <w:pStyle w:val="Appendix"/>
       </w:pPr>
-      <w:bookmarkStart w:id="24" w:name="_Toc145049431"/>
-      <w:bookmarkStart w:id="25" w:name="_Toc154145325"/>
+      <w:bookmarkStart w:id="25" w:name="_Toc145049431"/>
+      <w:bookmarkStart w:id="26" w:name="_Toc231885919"/>
       <w:r>
         <w:t xml:space="preserve">Appendix A - </w:t>
       </w:r>
@@ -3690,18 +3720,18 @@
       <w:r>
         <w:t xml:space="preserve"> Information</w:t>
       </w:r>
-      <w:bookmarkEnd w:id="24"/>
       <w:bookmarkEnd w:id="25"/>
+      <w:bookmarkEnd w:id="26"/>
     </w:p>
     <w:p>
       <w:pPr>
         <w:pStyle w:val="Heading3"/>
       </w:pPr>
-      <w:bookmarkStart w:id="26" w:name="_Toc154145326"/>
+      <w:bookmarkStart w:id="27" w:name="_Toc231885920"/>
       <w:r>
         <w:t>Versions</w:t>
       </w:r>
-      <w:bookmarkEnd w:id="26"/>
+      <w:bookmarkEnd w:id="27"/>
     </w:p>
     <w:p>
       <w:pPr>
@@ -3748,11 +3778,11 @@
       <w:pPr>
         <w:pStyle w:val="Heading3"/>
       </w:pPr>
-      <w:bookmarkStart w:id="27" w:name="_Toc154145327"/>
+      <w:bookmarkStart w:id="28" w:name="_Toc231885921"/>
       <w:r>
         <w:t>Images</w:t>
       </w:r>
-      <w:bookmarkEnd w:id="27"/>
+      <w:bookmarkEnd w:id="28"/>
     </w:p>
     <w:p>
       <w:pPr>
@@ -3763,9 +3793,9 @@
         <w:rPr>
           <w:rFonts w:asciiTheme="minorHAnsi" w:eastAsiaTheme="minorEastAsia" w:hAnsiTheme="minorHAnsi" w:cstheme="minorBidi"/>
           <w:noProof/>
-          <w:sz w:val="22"/>
-          <w:szCs w:val="22"/>
+          <w:kern w:val="2"/>
           <w:lang w:eastAsia="en-NZ"/>
+          <w14:ligatures w14:val="standardContextual"/>
         </w:rPr>
       </w:pPr>
       <w:r>
@@ -3777,7 +3807,7 @@
       <w:r>
         <w:fldChar w:fldCharType="separate"/>
       </w:r>
-      <w:hyperlink w:anchor="_Toc154144198" w:history="1">
+      <w:hyperlink w:anchor="_Toc231885890" w:history="1">
         <w:r>
           <w:rPr>
             <w:rStyle w:val="Hyperlink"/>
@@ -3804,7 +3834,7 @@
             <w:noProof/>
             <w:webHidden/>
           </w:rPr>
-          <w:instrText xml:space="preserve"> PAGEREF _Toc154144198 \h </w:instrText>
+          <w:instrText xml:space="preserve"> PAGEREF _Toc231885890 \h </w:instrText>
         </w:r>
         <w:r>
           <w:rPr>
@@ -3844,12 +3874,12 @@
         <w:rPr>
           <w:rFonts w:asciiTheme="minorHAnsi" w:eastAsiaTheme="minorEastAsia" w:hAnsiTheme="minorHAnsi" w:cstheme="minorBidi"/>
           <w:noProof/>
-          <w:sz w:val="22"/>
-          <w:szCs w:val="22"/>
+          <w:kern w:val="2"/>
           <w:lang w:eastAsia="en-NZ"/>
+          <w14:ligatures w14:val="standardContextual"/>
         </w:rPr>
       </w:pPr>
-      <w:hyperlink w:anchor="_Toc154144199" w:history="1">
+      <w:hyperlink w:anchor="_Toc231885891" w:history="1">
         <w:r>
           <w:rPr>
             <w:rStyle w:val="Hyperlink"/>
@@ -3876,7 +3906,7 @@
             <w:noProof/>
             <w:webHidden/>
           </w:rPr>
-          <w:instrText xml:space="preserve"> PAGEREF _Toc154144199 \h </w:instrText>
+          <w:instrText xml:space="preserve"> PAGEREF _Toc231885891 \h </w:instrText>
         </w:r>
         <w:r>
           <w:rPr>
@@ -3916,12 +3946,12 @@
         <w:rPr>
           <w:rFonts w:asciiTheme="minorHAnsi" w:eastAsiaTheme="minorEastAsia" w:hAnsiTheme="minorHAnsi" w:cstheme="minorBidi"/>
           <w:noProof/>
-          <w:sz w:val="22"/>
-          <w:szCs w:val="22"/>
+          <w:kern w:val="2"/>
           <w:lang w:eastAsia="en-NZ"/>
+          <w14:ligatures w14:val="standardContextual"/>
         </w:rPr>
       </w:pPr>
-      <w:hyperlink w:anchor="_Toc154144200" w:history="1">
+      <w:hyperlink w:anchor="_Toc231885892" w:history="1">
         <w:r>
           <w:rPr>
             <w:rStyle w:val="Hyperlink"/>
@@ -3948,7 +3978,7 @@
             <w:noProof/>
             <w:webHidden/>
           </w:rPr>
-          <w:instrText xml:space="preserve"> PAGEREF _Toc154144200 \h </w:instrText>
+          <w:instrText xml:space="preserve"> PAGEREF _Toc231885892 \h </w:instrText>
         </w:r>
         <w:r>
           <w:rPr>
@@ -3988,12 +4018,12 @@
         <w:rPr>
           <w:rFonts w:asciiTheme="minorHAnsi" w:eastAsiaTheme="minorEastAsia" w:hAnsiTheme="minorHAnsi" w:cstheme="minorBidi"/>
           <w:noProof/>
-          <w:sz w:val="22"/>
-          <w:szCs w:val="22"/>
+          <w:kern w:val="2"/>
           <w:lang w:eastAsia="en-NZ"/>
+          <w14:ligatures w14:val="standardContextual"/>
         </w:rPr>
       </w:pPr>
-      <w:hyperlink w:anchor="_Toc154144201" w:history="1">
+      <w:hyperlink w:anchor="_Toc231885893" w:history="1">
         <w:r>
           <w:rPr>
             <w:rStyle w:val="Hyperlink"/>
@@ -4020,7 +4050,7 @@
             <w:noProof/>
             <w:webHidden/>
           </w:rPr>
-          <w:instrText xml:space="preserve"> PAGEREF _Toc154144201 \h </w:instrText>
+          <w:instrText xml:space="preserve"> PAGEREF _Toc231885893 \h </w:instrText>
         </w:r>
         <w:r>
           <w:rPr>
@@ -4060,12 +4090,12 @@
         <w:rPr>
           <w:rFonts w:asciiTheme="minorHAnsi" w:eastAsiaTheme="minorEastAsia" w:hAnsiTheme="minorHAnsi" w:cstheme="minorBidi"/>
           <w:noProof/>
-          <w:sz w:val="22"/>
-          <w:szCs w:val="22"/>
+          <w:kern w:val="2"/>
           <w:lang w:eastAsia="en-NZ"/>
+          <w14:ligatures w14:val="standardContextual"/>
         </w:rPr>
       </w:pPr>
-      <w:hyperlink w:anchor="_Toc154144202" w:history="1">
+      <w:hyperlink w:anchor="_Toc231885894" w:history="1">
         <w:r>
           <w:rPr>
             <w:rStyle w:val="Hyperlink"/>
@@ -4092,7 +4122,7 @@
             <w:noProof/>
             <w:webHidden/>
           </w:rPr>
-          <w:instrText xml:space="preserve"> PAGEREF _Toc154144202 \h </w:instrText>
+          <w:instrText xml:space="preserve"> PAGEREF _Toc231885894 \h </w:instrText>
         </w:r>
         <w:r>
           <w:rPr>
@@ -4132,12 +4162,12 @@
         <w:rPr>
           <w:rFonts w:asciiTheme="minorHAnsi" w:eastAsiaTheme="minorEastAsia" w:hAnsiTheme="minorHAnsi" w:cstheme="minorBidi"/>
           <w:noProof/>
-          <w:sz w:val="22"/>
-          <w:szCs w:val="22"/>
+          <w:kern w:val="2"/>
           <w:lang w:eastAsia="en-NZ"/>
+          <w14:ligatures w14:val="standardContextual"/>
         </w:rPr>
       </w:pPr>
-      <w:hyperlink w:anchor="_Toc154144203" w:history="1">
+      <w:hyperlink w:anchor="_Toc231885895" w:history="1">
         <w:r>
           <w:rPr>
             <w:rStyle w:val="Hyperlink"/>
@@ -4164,7 +4194,7 @@
             <w:noProof/>
             <w:webHidden/>
           </w:rPr>
-          <w:instrText xml:space="preserve"> PAGEREF _Toc154144203 \h </w:instrText>
+          <w:instrText xml:space="preserve"> PAGEREF _Toc231885895 \h </w:instrText>
         </w:r>
         <w:r>
           <w:rPr>
@@ -4204,11 +4234,11 @@
       <w:pPr>
         <w:pStyle w:val="Heading3"/>
       </w:pPr>
-      <w:bookmarkStart w:id="28" w:name="_Toc154145328"/>
+      <w:bookmarkStart w:id="29" w:name="_Toc231885922"/>
       <w:r>
         <w:t>Tables</w:t>
       </w:r>
-      <w:bookmarkEnd w:id="28"/>
+      <w:bookmarkEnd w:id="29"/>
     </w:p>
     <w:p>
       <w:fldSimple w:instr=" TOC \h \z \c &quot;Table&quot; ">
@@ -4227,11 +4257,11 @@
       <w:pPr>
         <w:pStyle w:val="Heading3"/>
       </w:pPr>
-      <w:bookmarkStart w:id="29" w:name="_Toc154145329"/>
+      <w:bookmarkStart w:id="30" w:name="_Toc231885923"/>
       <w:r>
         <w:t>References</w:t>
       </w:r>
-      <w:bookmarkEnd w:id="29"/>
+      <w:bookmarkEnd w:id="30"/>
     </w:p>
     <w:p>
       <w:r>
@@ -4260,11 +4290,11 @@
       <w:pPr>
         <w:pStyle w:val="Heading3"/>
       </w:pPr>
-      <w:bookmarkStart w:id="30" w:name="_Toc154145330"/>
+      <w:bookmarkStart w:id="31" w:name="_Toc231885924"/>
       <w:r>
         <w:t>Review Distribution</w:t>
       </w:r>
-      <w:bookmarkEnd w:id="30"/>
+      <w:bookmarkEnd w:id="31"/>
     </w:p>
     <w:p>
       <w:pPr>
@@ -4302,7 +4332,7 @@
             <w:pPr>
               <w:pStyle w:val="BodyText"/>
             </w:pPr>
-            <w:bookmarkStart w:id="31" w:name="_Hlk145229633"/>
+            <w:bookmarkStart w:id="32" w:name="_Hlk145229633"/>
             <w:r>
               <w:t>Identity</w:t>
             </w:r>
@@ -4411,12 +4441,12 @@
       <w:pPr>
         <w:pStyle w:val="Heading3"/>
       </w:pPr>
-      <w:bookmarkStart w:id="32" w:name="_Toc154145331"/>
-      <w:bookmarkEnd w:id="31"/>
+      <w:bookmarkStart w:id="33" w:name="_Toc231885925"/>
+      <w:bookmarkEnd w:id="32"/>
       <w:r>
         <w:t>Audience</w:t>
       </w:r>
-      <w:bookmarkEnd w:id="32"/>
+      <w:bookmarkEnd w:id="33"/>
     </w:p>
     <w:p>
       <w:pPr>
@@ -4430,12 +4460,12 @@
       <w:pPr>
         <w:pStyle w:val="Heading3"/>
       </w:pPr>
-      <w:bookmarkStart w:id="33" w:name="_Toc154145332"/>
+      <w:bookmarkStart w:id="34" w:name="_Toc231885926"/>
       <w:r>
         <w:lastRenderedPageBreak/>
         <w:t>Structure</w:t>
       </w:r>
-      <w:bookmarkEnd w:id="33"/>
+      <w:bookmarkEnd w:id="34"/>
     </w:p>
     <w:p>
       <w:pPr>
@@ -4449,17 +4479,17 @@
       <w:pPr>
         <w:pStyle w:val="Heading3"/>
       </w:pPr>
-      <w:bookmarkStart w:id="34" w:name="_Toc154145333"/>
+      <w:bookmarkStart w:id="35" w:name="_Toc231885927"/>
       <w:r>
         <w:t>Diagrams</w:t>
       </w:r>
-      <w:bookmarkEnd w:id="34"/>
+      <w:bookmarkEnd w:id="35"/>
     </w:p>
     <w:p>
       <w:pPr>
         <w:pStyle w:val="BodyText"/>
       </w:pPr>
-      <w:bookmarkStart w:id="35" w:name="_Hlk145229490"/>
+      <w:bookmarkStart w:id="36" w:name="_Hlk145229490"/>
       <w:r>
         <w:t>Diagrams are developed for a wide audience. Unless specifically for a technical audience, where the use of industry standard diagram types (</w:t>
       </w:r>
@@ -4474,12 +4504,12 @@
       <w:pPr>
         <w:pStyle w:val="Heading3"/>
       </w:pPr>
-      <w:bookmarkStart w:id="36" w:name="_Toc154145334"/>
-      <w:bookmarkEnd w:id="35"/>
+      <w:bookmarkStart w:id="37" w:name="_Toc231885928"/>
+      <w:bookmarkEnd w:id="36"/>
       <w:r>
         <w:t>Terms</w:t>
       </w:r>
-      <w:bookmarkEnd w:id="36"/>
+      <w:bookmarkEnd w:id="37"/>
     </w:p>
     <w:p>
       <w:pPr>
@@ -4710,7 +4740,7 @@
 </file>
 
 <file path=word/endnotes.xml><?xml version="1.0" encoding="utf-8"?>
-<w:endnotes xmlns:wpc="http://schemas.microsoft.com/office/word/2010/wordprocessingCanvas" xmlns:cx="http://schemas.microsoft.com/office/drawing/2014/chartex" xmlns:cx1="http://schemas.microsoft.com/office/drawing/2015/9/8/chartex" xmlns:cx2="http://schemas.microsoft.com/office/drawing/2015/10/21/chartex" xmlns:cx3="http://schemas.microsoft.com/office/drawing/2016/5/9/chartex" xmlns:cx4="http://schemas.microsoft.com/office/drawing/2016/5/10/chartex" xmlns:cx5="http://schemas.microsoft.com/office/drawing/2016/5/11/chartex" xmlns:cx6="http://schemas.microsoft.com/office/drawing/2016/5/12/chartex" xmlns:cx7="http://schemas.microsoft.com/office/drawing/2016/5/13/chartex" xmlns:cx8="http://schemas.microsoft.com/office/drawing/2016/5/14/chartex" xmlns:mc="http://schemas.openxmlformats.org/markup-compatibility/2006" xmlns:aink="http://schemas.microsoft.com/office/drawing/2016/ink" xmlns:am3d="http://schemas.microsoft.com/office/drawing/2017/model3d" xmlns:o="urn:schemas-microsoft-com:office:office" xmlns:oel="http://schemas.microsoft.com/office/2019/extlst" xmlns:r="http://schemas.openxmlformats.org/officeDocument/2006/relationships" xmlns:m="http://schemas.openxmlformats.org/officeDocument/2006/math" xmlns:v="urn:schemas-microsoft-com:vml" xmlns:wp14="http://schemas.microsoft.com/office/word/2010/wordprocessingDrawing" xmlns:wp="http://schemas.openxmlformats.org/drawingml/2006/wordprocessingDrawing" xmlns:w10="urn:schemas-microsoft-com:office:word" xmlns:w="http://schemas.openxmlformats.org/wordprocessingml/2006/main" xmlns:w14="http://schemas.microsoft.com/office/word/2010/wordml" xmlns:w15="http://schemas.microsoft.com/office/word/2012/wordml" xmlns:w16cex="http://schemas.microsoft.com/office/word/2018/wordml/cex" xmlns:w16cid="http://schemas.microsoft.com/office/word/2016/wordml/cid" xmlns:w16="http://schemas.microsoft.com/office/word/2018/wordml" xmlns:w16sdtdh="http://schemas.microsoft.com/office/word/2020/wordml/sdtdatahash" xmlns:w16se="http://schemas.microsoft.com/office/word/2015/wordml/symex" xmlns:wpg="http://schemas.microsoft.com/office/word/2010/wordprocessingGroup" xmlns:wpi="http://schemas.microsoft.com/office/word/2010/wordprocessingInk" xmlns:wne="http://schemas.microsoft.com/office/word/2006/wordml" xmlns:wps="http://schemas.microsoft.com/office/word/2010/wordprocessingShape" mc:Ignorable="w14 w15 w16se w16cid w16 w16cex w16sdtdh wp14">
+<w:endnotes xmlns:wpc="http://schemas.microsoft.com/office/word/2010/wordprocessingCanvas" xmlns:cx="http://schemas.microsoft.com/office/drawing/2014/chartex" xmlns:cx1="http://schemas.microsoft.com/office/drawing/2015/9/8/chartex" xmlns:cx2="http://schemas.microsoft.com/office/drawing/2015/10/21/chartex" xmlns:cx3="http://schemas.microsoft.com/office/drawing/2016/5/9/chartex" xmlns:cx4="http://schemas.microsoft.com/office/drawing/2016/5/10/chartex" xmlns:cx5="http://schemas.microsoft.com/office/drawing/2016/5/11/chartex" xmlns:cx6="http://schemas.microsoft.com/office/drawing/2016/5/12/chartex" xmlns:cx7="http://schemas.microsoft.com/office/drawing/2016/5/13/chartex" xmlns:cx8="http://schemas.microsoft.com/office/drawing/2016/5/14/chartex" xmlns:mc="http://schemas.openxmlformats.org/markup-compatibility/2006" xmlns:aink="http://schemas.microsoft.com/office/drawing/2016/ink" xmlns:am3d="http://schemas.microsoft.com/office/drawing/2017/model3d" xmlns:o="urn:schemas-microsoft-com:office:office" xmlns:oel="http://schemas.microsoft.com/office/2019/extlst" xmlns:r="http://schemas.openxmlformats.org/officeDocument/2006/relationships" xmlns:m="http://schemas.openxmlformats.org/officeDocument/2006/math" xmlns:v="urn:schemas-microsoft-com:vml" xmlns:wp14="http://schemas.microsoft.com/office/word/2010/wordprocessingDrawing" xmlns:wp="http://schemas.openxmlformats.org/drawingml/2006/wordprocessingDrawing" xmlns:w10="urn:schemas-microsoft-com:office:word" xmlns:w="http://schemas.openxmlformats.org/wordprocessingml/2006/main" xmlns:w14="http://schemas.microsoft.com/office/word/2010/wordml" xmlns:w15="http://schemas.microsoft.com/office/word/2012/wordml" xmlns:w16cex="http://schemas.microsoft.com/office/word/2018/wordml/cex" xmlns:w16cid="http://schemas.microsoft.com/office/word/2016/wordml/cid" xmlns:w16="http://schemas.microsoft.com/office/word/2018/wordml" xmlns:w16du="http://schemas.microsoft.com/office/word/2023/wordml/word16du" xmlns:w16sdtdh="http://schemas.microsoft.com/office/word/2020/wordml/sdtdatahash" xmlns:w16sdtfl="http://schemas.microsoft.com/office/word/2024/wordml/sdtformatlock" xmlns:w16se="http://schemas.microsoft.com/office/word/2015/wordml/symex" xmlns:wpg="http://schemas.microsoft.com/office/word/2010/wordprocessingGroup" xmlns:wpi="http://schemas.microsoft.com/office/word/2010/wordprocessingInk" xmlns:wne="http://schemas.microsoft.com/office/word/2006/wordml" xmlns:wps="http://schemas.microsoft.com/office/word/2010/wordprocessingShape" mc:Ignorable="w14 w15 w16se w16cid w16 w16cex w16sdtdh w16sdtfl w16du wp14">
   <w:endnote w:type="separator" w:id="-1">
     <w:p>
       <w:pPr>
@@ -4745,7 +4775,7 @@
 </file>
 
 <file path=word/footer1.xml><?xml version="1.0" encoding="utf-8"?>
-<w:ftr xmlns:wpc="http://schemas.microsoft.com/office/word/2010/wordprocessingCanvas" xmlns:cx="http://schemas.microsoft.com/office/drawing/2014/chartex" xmlns:cx1="http://schemas.microsoft.com/office/drawing/2015/9/8/chartex" xmlns:cx2="http://schemas.microsoft.com/office/drawing/2015/10/21/chartex" xmlns:cx3="http://schemas.microsoft.com/office/drawing/2016/5/9/chartex" xmlns:cx4="http://schemas.microsoft.com/office/drawing/2016/5/10/chartex" xmlns:cx5="http://schemas.microsoft.com/office/drawing/2016/5/11/chartex" xmlns:cx6="http://schemas.microsoft.com/office/drawing/2016/5/12/chartex" xmlns:cx7="http://schemas.microsoft.com/office/drawing/2016/5/13/chartex" xmlns:cx8="http://schemas.microsoft.com/office/drawing/2016/5/14/chartex" xmlns:mc="http://schemas.openxmlformats.org/markup-compatibility/2006" xmlns:aink="http://schemas.microsoft.com/office/drawing/2016/ink" xmlns:am3d="http://schemas.microsoft.com/office/drawing/2017/model3d" xmlns:o="urn:schemas-microsoft-com:office:office" xmlns:oel="http://schemas.microsoft.com/office/2019/extlst" xmlns:r="http://schemas.openxmlformats.org/officeDocument/2006/relationships" xmlns:m="http://schemas.openxmlformats.org/officeDocument/2006/math" xmlns:v="urn:schemas-microsoft-com:vml" xmlns:wp14="http://schemas.microsoft.com/office/word/2010/wordprocessingDrawing" xmlns:wp="http://schemas.openxmlformats.org/drawingml/2006/wordprocessingDrawing" xmlns:w10="urn:schemas-microsoft-com:office:word" xmlns:w="http://schemas.openxmlformats.org/wordprocessingml/2006/main" xmlns:w14="http://schemas.microsoft.com/office/word/2010/wordml" xmlns:w15="http://schemas.microsoft.com/office/word/2012/wordml" xmlns:w16cex="http://schemas.microsoft.com/office/word/2018/wordml/cex" xmlns:w16cid="http://schemas.microsoft.com/office/word/2016/wordml/cid" xmlns:w16="http://schemas.microsoft.com/office/word/2018/wordml" xmlns:w16sdtdh="http://schemas.microsoft.com/office/word/2020/wordml/sdtdatahash" xmlns:w16se="http://schemas.microsoft.com/office/word/2015/wordml/symex" xmlns:wpg="http://schemas.microsoft.com/office/word/2010/wordprocessingGroup" xmlns:wpi="http://schemas.microsoft.com/office/word/2010/wordprocessingInk" xmlns:wne="http://schemas.microsoft.com/office/word/2006/wordml" xmlns:wps="http://schemas.microsoft.com/office/word/2010/wordprocessingShape" mc:Ignorable="w14 w15 w16se w16cid w16 w16cex w16sdtdh wp14">
+<w:ftr xmlns:wpc="http://schemas.microsoft.com/office/word/2010/wordprocessingCanvas" xmlns:cx="http://schemas.microsoft.com/office/drawing/2014/chartex" xmlns:cx1="http://schemas.microsoft.com/office/drawing/2015/9/8/chartex" xmlns:cx2="http://schemas.microsoft.com/office/drawing/2015/10/21/chartex" xmlns:cx3="http://schemas.microsoft.com/office/drawing/2016/5/9/chartex" xmlns:cx4="http://schemas.microsoft.com/office/drawing/2016/5/10/chartex" xmlns:cx5="http://schemas.microsoft.com/office/drawing/2016/5/11/chartex" xmlns:cx6="http://schemas.microsoft.com/office/drawing/2016/5/12/chartex" xmlns:cx7="http://schemas.microsoft.com/office/drawing/2016/5/13/chartex" xmlns:cx8="http://schemas.microsoft.com/office/drawing/2016/5/14/chartex" xmlns:mc="http://schemas.openxmlformats.org/markup-compatibility/2006" xmlns:aink="http://schemas.microsoft.com/office/drawing/2016/ink" xmlns:am3d="http://schemas.microsoft.com/office/drawing/2017/model3d" xmlns:o="urn:schemas-microsoft-com:office:office" xmlns:oel="http://schemas.microsoft.com/office/2019/extlst" xmlns:r="http://schemas.openxmlformats.org/officeDocument/2006/relationships" xmlns:m="http://schemas.openxmlformats.org/officeDocument/2006/math" xmlns:v="urn:schemas-microsoft-com:vml" xmlns:wp14="http://schemas.microsoft.com/office/word/2010/wordprocessingDrawing" xmlns:wp="http://schemas.openxmlformats.org/drawingml/2006/wordprocessingDrawing" xmlns:w10="urn:schemas-microsoft-com:office:word" xmlns:w="http://schemas.openxmlformats.org/wordprocessingml/2006/main" xmlns:w14="http://schemas.microsoft.com/office/word/2010/wordml" xmlns:w15="http://schemas.microsoft.com/office/word/2012/wordml" xmlns:w16cex="http://schemas.microsoft.com/office/word/2018/wordml/cex" xmlns:w16cid="http://schemas.microsoft.com/office/word/2016/wordml/cid" xmlns:w16="http://schemas.microsoft.com/office/word/2018/wordml" xmlns:w16du="http://schemas.microsoft.com/office/word/2023/wordml/word16du" xmlns:w16sdtdh="http://schemas.microsoft.com/office/word/2020/wordml/sdtdatahash" xmlns:w16sdtfl="http://schemas.microsoft.com/office/word/2024/wordml/sdtformatlock" xmlns:w16se="http://schemas.microsoft.com/office/word/2015/wordml/symex" xmlns:wpg="http://schemas.microsoft.com/office/word/2010/wordprocessingGroup" xmlns:wpi="http://schemas.microsoft.com/office/word/2010/wordprocessingInk" xmlns:wne="http://schemas.microsoft.com/office/word/2006/wordml" xmlns:wps="http://schemas.microsoft.com/office/word/2010/wordprocessingShape" mc:Ignorable="w14 w15 w16se w16cid w16 w16cex w16sdtdh w16sdtfl w16du wp14">
   <w:p>
     <w:pPr>
       <w:pStyle w:val="Footer"/>
@@ -4876,7 +4906,7 @@
 </file>
 
 <file path=word/footer2.xml><?xml version="1.0" encoding="utf-8"?>
-<w:ftr xmlns:wpc="http://schemas.microsoft.com/office/word/2010/wordprocessingCanvas" xmlns:cx="http://schemas.microsoft.com/office/drawing/2014/chartex" xmlns:cx1="http://schemas.microsoft.com/office/drawing/2015/9/8/chartex" xmlns:cx2="http://schemas.microsoft.com/office/drawing/2015/10/21/chartex" xmlns:cx3="http://schemas.microsoft.com/office/drawing/2016/5/9/chartex" xmlns:cx4="http://schemas.microsoft.com/office/drawing/2016/5/10/chartex" xmlns:cx5="http://schemas.microsoft.com/office/drawing/2016/5/11/chartex" xmlns:cx6="http://schemas.microsoft.com/office/drawing/2016/5/12/chartex" xmlns:cx7="http://schemas.microsoft.com/office/drawing/2016/5/13/chartex" xmlns:cx8="http://schemas.microsoft.com/office/drawing/2016/5/14/chartex" xmlns:mc="http://schemas.openxmlformats.org/markup-compatibility/2006" xmlns:aink="http://schemas.microsoft.com/office/drawing/2016/ink" xmlns:am3d="http://schemas.microsoft.com/office/drawing/2017/model3d" xmlns:o="urn:schemas-microsoft-com:office:office" xmlns:oel="http://schemas.microsoft.com/office/2019/extlst" xmlns:r="http://schemas.openxmlformats.org/officeDocument/2006/relationships" xmlns:m="http://schemas.openxmlformats.org/officeDocument/2006/math" xmlns:v="urn:schemas-microsoft-com:vml" xmlns:wp14="http://schemas.microsoft.com/office/word/2010/wordprocessingDrawing" xmlns:wp="http://schemas.openxmlformats.org/drawingml/2006/wordprocessingDrawing" xmlns:w10="urn:schemas-microsoft-com:office:word" xmlns:w="http://schemas.openxmlformats.org/wordprocessingml/2006/main" xmlns:w14="http://schemas.microsoft.com/office/word/2010/wordml" xmlns:w15="http://schemas.microsoft.com/office/word/2012/wordml" xmlns:w16cex="http://schemas.microsoft.com/office/word/2018/wordml/cex" xmlns:w16cid="http://schemas.microsoft.com/office/word/2016/wordml/cid" xmlns:w16="http://schemas.microsoft.com/office/word/2018/wordml" xmlns:w16sdtdh="http://schemas.microsoft.com/office/word/2020/wordml/sdtdatahash" xmlns:w16se="http://schemas.microsoft.com/office/word/2015/wordml/symex" xmlns:wpg="http://schemas.microsoft.com/office/word/2010/wordprocessingGroup" xmlns:wpi="http://schemas.microsoft.com/office/word/2010/wordprocessingInk" xmlns:wne="http://schemas.microsoft.com/office/word/2006/wordml" xmlns:wps="http://schemas.microsoft.com/office/word/2010/wordprocessingShape" mc:Ignorable="w14 w15 w16se w16cid w16 w16cex w16sdtdh wp14">
+<w:ftr xmlns:wpc="http://schemas.microsoft.com/office/word/2010/wordprocessingCanvas" xmlns:cx="http://schemas.microsoft.com/office/drawing/2014/chartex" xmlns:cx1="http://schemas.microsoft.com/office/drawing/2015/9/8/chartex" xmlns:cx2="http://schemas.microsoft.com/office/drawing/2015/10/21/chartex" xmlns:cx3="http://schemas.microsoft.com/office/drawing/2016/5/9/chartex" xmlns:cx4="http://schemas.microsoft.com/office/drawing/2016/5/10/chartex" xmlns:cx5="http://schemas.microsoft.com/office/drawing/2016/5/11/chartex" xmlns:cx6="http://schemas.microsoft.com/office/drawing/2016/5/12/chartex" xmlns:cx7="http://schemas.microsoft.com/office/drawing/2016/5/13/chartex" xmlns:cx8="http://schemas.microsoft.com/office/drawing/2016/5/14/chartex" xmlns:mc="http://schemas.openxmlformats.org/markup-compatibility/2006" xmlns:aink="http://schemas.microsoft.com/office/drawing/2016/ink" xmlns:am3d="http://schemas.microsoft.com/office/drawing/2017/model3d" xmlns:o="urn:schemas-microsoft-com:office:office" xmlns:oel="http://schemas.microsoft.com/office/2019/extlst" xmlns:r="http://schemas.openxmlformats.org/officeDocument/2006/relationships" xmlns:m="http://schemas.openxmlformats.org/officeDocument/2006/math" xmlns:v="urn:schemas-microsoft-com:vml" xmlns:wp14="http://schemas.microsoft.com/office/word/2010/wordprocessingDrawing" xmlns:wp="http://schemas.openxmlformats.org/drawingml/2006/wordprocessingDrawing" xmlns:w10="urn:schemas-microsoft-com:office:word" xmlns:w="http://schemas.openxmlformats.org/wordprocessingml/2006/main" xmlns:w14="http://schemas.microsoft.com/office/word/2010/wordml" xmlns:w15="http://schemas.microsoft.com/office/word/2012/wordml" xmlns:w16cex="http://schemas.microsoft.com/office/word/2018/wordml/cex" xmlns:w16cid="http://schemas.microsoft.com/office/word/2016/wordml/cid" xmlns:w16="http://schemas.microsoft.com/office/word/2018/wordml" xmlns:w16du="http://schemas.microsoft.com/office/word/2023/wordml/word16du" xmlns:w16sdtdh="http://schemas.microsoft.com/office/word/2020/wordml/sdtdatahash" xmlns:w16sdtfl="http://schemas.microsoft.com/office/word/2024/wordml/sdtformatlock" xmlns:w16se="http://schemas.microsoft.com/office/word/2015/wordml/symex" xmlns:wpg="http://schemas.microsoft.com/office/word/2010/wordprocessingGroup" xmlns:wpi="http://schemas.microsoft.com/office/word/2010/wordprocessingInk" xmlns:wne="http://schemas.microsoft.com/office/word/2006/wordml" xmlns:wps="http://schemas.microsoft.com/office/word/2010/wordprocessingShape" mc:Ignorable="w14 w15 w16se w16cid w16 w16cex w16sdtdh w16sdtfl w16du wp14">
   <w:p>
     <w:pPr>
       <w:pStyle w:val="Footer"/>
@@ -5049,7 +5079,7 @@
 </file>
 
 <file path=word/footer3.xml><?xml version="1.0" encoding="utf-8"?>
-<w:ftr xmlns:wpc="http://schemas.microsoft.com/office/word/2010/wordprocessingCanvas" xmlns:cx="http://schemas.microsoft.com/office/drawing/2014/chartex" xmlns:cx1="http://schemas.microsoft.com/office/drawing/2015/9/8/chartex" xmlns:cx2="http://schemas.microsoft.com/office/drawing/2015/10/21/chartex" xmlns:cx3="http://schemas.microsoft.com/office/drawing/2016/5/9/chartex" xmlns:cx4="http://schemas.microsoft.com/office/drawing/2016/5/10/chartex" xmlns:cx5="http://schemas.microsoft.com/office/drawing/2016/5/11/chartex" xmlns:cx6="http://schemas.microsoft.com/office/drawing/2016/5/12/chartex" xmlns:cx7="http://schemas.microsoft.com/office/drawing/2016/5/13/chartex" xmlns:cx8="http://schemas.microsoft.com/office/drawing/2016/5/14/chartex" xmlns:mc="http://schemas.openxmlformats.org/markup-compatibility/2006" xmlns:aink="http://schemas.microsoft.com/office/drawing/2016/ink" xmlns:am3d="http://schemas.microsoft.com/office/drawing/2017/model3d" xmlns:o="urn:schemas-microsoft-com:office:office" xmlns:oel="http://schemas.microsoft.com/office/2019/extlst" xmlns:r="http://schemas.openxmlformats.org/officeDocument/2006/relationships" xmlns:m="http://schemas.openxmlformats.org/officeDocument/2006/math" xmlns:v="urn:schemas-microsoft-com:vml" xmlns:wp14="http://schemas.microsoft.com/office/word/2010/wordprocessingDrawing" xmlns:wp="http://schemas.openxmlformats.org/drawingml/2006/wordprocessingDrawing" xmlns:w10="urn:schemas-microsoft-com:office:word" xmlns:w="http://schemas.openxmlformats.org/wordprocessingml/2006/main" xmlns:w14="http://schemas.microsoft.com/office/word/2010/wordml" xmlns:w15="http://schemas.microsoft.com/office/word/2012/wordml" xmlns:w16cex="http://schemas.microsoft.com/office/word/2018/wordml/cex" xmlns:w16cid="http://schemas.microsoft.com/office/word/2016/wordml/cid" xmlns:w16="http://schemas.microsoft.com/office/word/2018/wordml" xmlns:w16sdtdh="http://schemas.microsoft.com/office/word/2020/wordml/sdtdatahash" xmlns:w16se="http://schemas.microsoft.com/office/word/2015/wordml/symex" xmlns:wpg="http://schemas.microsoft.com/office/word/2010/wordprocessingGroup" xmlns:wpi="http://schemas.microsoft.com/office/word/2010/wordprocessingInk" xmlns:wne="http://schemas.microsoft.com/office/word/2006/wordml" xmlns:wps="http://schemas.microsoft.com/office/word/2010/wordprocessingShape" mc:Ignorable="w14 w15 w16se w16cid w16 w16cex w16sdtdh wp14">
+<w:ftr xmlns:wpc="http://schemas.microsoft.com/office/word/2010/wordprocessingCanvas" xmlns:cx="http://schemas.microsoft.com/office/drawing/2014/chartex" xmlns:cx1="http://schemas.microsoft.com/office/drawing/2015/9/8/chartex" xmlns:cx2="http://schemas.microsoft.com/office/drawing/2015/10/21/chartex" xmlns:cx3="http://schemas.microsoft.com/office/drawing/2016/5/9/chartex" xmlns:cx4="http://schemas.microsoft.com/office/drawing/2016/5/10/chartex" xmlns:cx5="http://schemas.microsoft.com/office/drawing/2016/5/11/chartex" xmlns:cx6="http://schemas.microsoft.com/office/drawing/2016/5/12/chartex" xmlns:cx7="http://schemas.microsoft.com/office/drawing/2016/5/13/chartex" xmlns:cx8="http://schemas.microsoft.com/office/drawing/2016/5/14/chartex" xmlns:mc="http://schemas.openxmlformats.org/markup-compatibility/2006" xmlns:aink="http://schemas.microsoft.com/office/drawing/2016/ink" xmlns:am3d="http://schemas.microsoft.com/office/drawing/2017/model3d" xmlns:o="urn:schemas-microsoft-com:office:office" xmlns:oel="http://schemas.microsoft.com/office/2019/extlst" xmlns:r="http://schemas.openxmlformats.org/officeDocument/2006/relationships" xmlns:m="http://schemas.openxmlformats.org/officeDocument/2006/math" xmlns:v="urn:schemas-microsoft-com:vml" xmlns:wp14="http://schemas.microsoft.com/office/word/2010/wordprocessingDrawing" xmlns:wp="http://schemas.openxmlformats.org/drawingml/2006/wordprocessingDrawing" xmlns:w10="urn:schemas-microsoft-com:office:word" xmlns:w="http://schemas.openxmlformats.org/wordprocessingml/2006/main" xmlns:w14="http://schemas.microsoft.com/office/word/2010/wordml" xmlns:w15="http://schemas.microsoft.com/office/word/2012/wordml" xmlns:w16cex="http://schemas.microsoft.com/office/word/2018/wordml/cex" xmlns:w16cid="http://schemas.microsoft.com/office/word/2016/wordml/cid" xmlns:w16="http://schemas.microsoft.com/office/word/2018/wordml" xmlns:w16du="http://schemas.microsoft.com/office/word/2023/wordml/word16du" xmlns:w16sdtdh="http://schemas.microsoft.com/office/word/2020/wordml/sdtdatahash" xmlns:w16sdtfl="http://schemas.microsoft.com/office/word/2024/wordml/sdtformatlock" xmlns:w16se="http://schemas.microsoft.com/office/word/2015/wordml/symex" xmlns:wpg="http://schemas.microsoft.com/office/word/2010/wordprocessingGroup" xmlns:wpi="http://schemas.microsoft.com/office/word/2010/wordprocessingInk" xmlns:wne="http://schemas.microsoft.com/office/word/2006/wordml" xmlns:wps="http://schemas.microsoft.com/office/word/2010/wordprocessingShape" mc:Ignorable="w14 w15 w16se w16cid w16 w16cex w16sdtdh w16sdtfl w16du wp14">
   <w:p>
     <w:pPr>
       <w:pStyle w:val="Footer"/>
@@ -5216,7 +5246,7 @@
 </file>
 
 <file path=word/footnotes.xml><?xml version="1.0" encoding="utf-8"?>
-<w:footnotes xmlns:wpc="http://schemas.microsoft.com/office/word/2010/wordprocessingCanvas" xmlns:cx="http://schemas.microsoft.com/office/drawing/2014/chartex" xmlns:cx1="http://schemas.microsoft.com/office/drawing/2015/9/8/chartex" xmlns:cx2="http://schemas.microsoft.com/office/drawing/2015/10/21/chartex" xmlns:cx3="http://schemas.microsoft.com/office/drawing/2016/5/9/chartex" xmlns:cx4="http://schemas.microsoft.com/office/drawing/2016/5/10/chartex" xmlns:cx5="http://schemas.microsoft.com/office/drawing/2016/5/11/chartex" xmlns:cx6="http://schemas.microsoft.com/office/drawing/2016/5/12/chartex" xmlns:cx7="http://schemas.microsoft.com/office/drawing/2016/5/13/chartex" xmlns:cx8="http://schemas.microsoft.com/office/drawing/2016/5/14/chartex" xmlns:mc="http://schemas.openxmlformats.org/markup-compatibility/2006" xmlns:aink="http://schemas.microsoft.com/office/drawing/2016/ink" xmlns:am3d="http://schemas.microsoft.com/office/drawing/2017/model3d" xmlns:o="urn:schemas-microsoft-com:office:office" xmlns:oel="http://schemas.microsoft.com/office/2019/extlst" xmlns:r="http://schemas.openxmlformats.org/officeDocument/2006/relationships" xmlns:m="http://schemas.openxmlformats.org/officeDocument/2006/math" xmlns:v="urn:schemas-microsoft-com:vml" xmlns:wp14="http://schemas.microsoft.com/office/word/2010/wordprocessingDrawing" xmlns:wp="http://schemas.openxmlformats.org/drawingml/2006/wordprocessingDrawing" xmlns:w10="urn:schemas-microsoft-com:office:word" xmlns:w="http://schemas.openxmlformats.org/wordprocessingml/2006/main" xmlns:w14="http://schemas.microsoft.com/office/word/2010/wordml" xmlns:w15="http://schemas.microsoft.com/office/word/2012/wordml" xmlns:w16cex="http://schemas.microsoft.com/office/word/2018/wordml/cex" xmlns:w16cid="http://schemas.microsoft.com/office/word/2016/wordml/cid" xmlns:w16="http://schemas.microsoft.com/office/word/2018/wordml" xmlns:w16sdtdh="http://schemas.microsoft.com/office/word/2020/wordml/sdtdatahash" xmlns:w16se="http://schemas.microsoft.com/office/word/2015/wordml/symex" xmlns:wpg="http://schemas.microsoft.com/office/word/2010/wordprocessingGroup" xmlns:wpi="http://schemas.microsoft.com/office/word/2010/wordprocessingInk" xmlns:wne="http://schemas.microsoft.com/office/word/2006/wordml" xmlns:wps="http://schemas.microsoft.com/office/word/2010/wordprocessingShape" mc:Ignorable="w14 w15 w16se w16cid w16 w16cex w16sdtdh wp14">
+<w:footnotes xmlns:wpc="http://schemas.microsoft.com/office/word/2010/wordprocessingCanvas" xmlns:cx="http://schemas.microsoft.com/office/drawing/2014/chartex" xmlns:cx1="http://schemas.microsoft.com/office/drawing/2015/9/8/chartex" xmlns:cx2="http://schemas.microsoft.com/office/drawing/2015/10/21/chartex" xmlns:cx3="http://schemas.microsoft.com/office/drawing/2016/5/9/chartex" xmlns:cx4="http://schemas.microsoft.com/office/drawing/2016/5/10/chartex" xmlns:cx5="http://schemas.microsoft.com/office/drawing/2016/5/11/chartex" xmlns:cx6="http://schemas.microsoft.com/office/drawing/2016/5/12/chartex" xmlns:cx7="http://schemas.microsoft.com/office/drawing/2016/5/13/chartex" xmlns:cx8="http://schemas.microsoft.com/office/drawing/2016/5/14/chartex" xmlns:mc="http://schemas.openxmlformats.org/markup-compatibility/2006" xmlns:aink="http://schemas.microsoft.com/office/drawing/2016/ink" xmlns:am3d="http://schemas.microsoft.com/office/drawing/2017/model3d" xmlns:o="urn:schemas-microsoft-com:office:office" xmlns:oel="http://schemas.microsoft.com/office/2019/extlst" xmlns:r="http://schemas.openxmlformats.org/officeDocument/2006/relationships" xmlns:m="http://schemas.openxmlformats.org/officeDocument/2006/math" xmlns:v="urn:schemas-microsoft-com:vml" xmlns:wp14="http://schemas.microsoft.com/office/word/2010/wordprocessingDrawing" xmlns:wp="http://schemas.openxmlformats.org/drawingml/2006/wordprocessingDrawing" xmlns:w10="urn:schemas-microsoft-com:office:word" xmlns:w="http://schemas.openxmlformats.org/wordprocessingml/2006/main" xmlns:w14="http://schemas.microsoft.com/office/word/2010/wordml" xmlns:w15="http://schemas.microsoft.com/office/word/2012/wordml" xmlns:w16cex="http://schemas.microsoft.com/office/word/2018/wordml/cex" xmlns:w16cid="http://schemas.microsoft.com/office/word/2016/wordml/cid" xmlns:w16="http://schemas.microsoft.com/office/word/2018/wordml" xmlns:w16du="http://schemas.microsoft.com/office/word/2023/wordml/word16du" xmlns:w16sdtdh="http://schemas.microsoft.com/office/word/2020/wordml/sdtdatahash" xmlns:w16sdtfl="http://schemas.microsoft.com/office/word/2024/wordml/sdtformatlock" xmlns:w16se="http://schemas.microsoft.com/office/word/2015/wordml/symex" xmlns:wpg="http://schemas.microsoft.com/office/word/2010/wordprocessingGroup" xmlns:wpi="http://schemas.microsoft.com/office/word/2010/wordprocessingInk" xmlns:wne="http://schemas.microsoft.com/office/word/2006/wordml" xmlns:wps="http://schemas.microsoft.com/office/word/2010/wordprocessingShape" mc:Ignorable="w14 w15 w16se w16cid w16 w16cex w16sdtdh w16sdtfl w16du wp14">
   <w:footnote w:type="separator" w:id="-1">
     <w:p>
       <w:pPr>
@@ -5343,7 +5373,7 @@
 </file>
 
 <file path=word/header1.xml><?xml version="1.0" encoding="utf-8"?>
-<w:hdr xmlns:wpc="http://schemas.microsoft.com/office/word/2010/wordprocessingCanvas" xmlns:cx="http://schemas.microsoft.com/office/drawing/2014/chartex" xmlns:cx1="http://schemas.microsoft.com/office/drawing/2015/9/8/chartex" xmlns:cx2="http://schemas.microsoft.com/office/drawing/2015/10/21/chartex" xmlns:cx3="http://schemas.microsoft.com/office/drawing/2016/5/9/chartex" xmlns:cx4="http://schemas.microsoft.com/office/drawing/2016/5/10/chartex" xmlns:cx5="http://schemas.microsoft.com/office/drawing/2016/5/11/chartex" xmlns:cx6="http://schemas.microsoft.com/office/drawing/2016/5/12/chartex" xmlns:cx7="http://schemas.microsoft.com/office/drawing/2016/5/13/chartex" xmlns:cx8="http://schemas.microsoft.com/office/drawing/2016/5/14/chartex" xmlns:mc="http://schemas.openxmlformats.org/markup-compatibility/2006" xmlns:aink="http://schemas.microsoft.com/office/drawing/2016/ink" xmlns:am3d="http://schemas.microsoft.com/office/drawing/2017/model3d" xmlns:o="urn:schemas-microsoft-com:office:office" xmlns:oel="http://schemas.microsoft.com/office/2019/extlst" xmlns:r="http://schemas.openxmlformats.org/officeDocument/2006/relationships" xmlns:m="http://schemas.openxmlformats.org/officeDocument/2006/math" xmlns:v="urn:schemas-microsoft-com:vml" xmlns:wp14="http://schemas.microsoft.com/office/word/2010/wordprocessingDrawing" xmlns:wp="http://schemas.openxmlformats.org/drawingml/2006/wordprocessingDrawing" xmlns:w10="urn:schemas-microsoft-com:office:word" xmlns:w="http://schemas.openxmlformats.org/wordprocessingml/2006/main" xmlns:w14="http://schemas.microsoft.com/office/word/2010/wordml" xmlns:w15="http://schemas.microsoft.com/office/word/2012/wordml" xmlns:w16cex="http://schemas.microsoft.com/office/word/2018/wordml/cex" xmlns:w16cid="http://schemas.microsoft.com/office/word/2016/wordml/cid" xmlns:w16="http://schemas.microsoft.com/office/word/2018/wordml" xmlns:w16sdtdh="http://schemas.microsoft.com/office/word/2020/wordml/sdtdatahash" xmlns:w16se="http://schemas.microsoft.com/office/word/2015/wordml/symex" xmlns:wpg="http://schemas.microsoft.com/office/word/2010/wordprocessingGroup" xmlns:wpi="http://schemas.microsoft.com/office/word/2010/wordprocessingInk" xmlns:wne="http://schemas.microsoft.com/office/word/2006/wordml" xmlns:wps="http://schemas.microsoft.com/office/word/2010/wordprocessingShape" mc:Ignorable="w14 w15 w16se w16cid w16 w16cex w16sdtdh wp14">
+<w:hdr xmlns:wpc="http://schemas.microsoft.com/office/word/2010/wordprocessingCanvas" xmlns:cx="http://schemas.microsoft.com/office/drawing/2014/chartex" xmlns:cx1="http://schemas.microsoft.com/office/drawing/2015/9/8/chartex" xmlns:cx2="http://schemas.microsoft.com/office/drawing/2015/10/21/chartex" xmlns:cx3="http://schemas.microsoft.com/office/drawing/2016/5/9/chartex" xmlns:cx4="http://schemas.microsoft.com/office/drawing/2016/5/10/chartex" xmlns:cx5="http://schemas.microsoft.com/office/drawing/2016/5/11/chartex" xmlns:cx6="http://schemas.microsoft.com/office/drawing/2016/5/12/chartex" xmlns:cx7="http://schemas.microsoft.com/office/drawing/2016/5/13/chartex" xmlns:cx8="http://schemas.microsoft.com/office/drawing/2016/5/14/chartex" xmlns:mc="http://schemas.openxmlformats.org/markup-compatibility/2006" xmlns:aink="http://schemas.microsoft.com/office/drawing/2016/ink" xmlns:am3d="http://schemas.microsoft.com/office/drawing/2017/model3d" xmlns:o="urn:schemas-microsoft-com:office:office" xmlns:oel="http://schemas.microsoft.com/office/2019/extlst" xmlns:r="http://schemas.openxmlformats.org/officeDocument/2006/relationships" xmlns:m="http://schemas.openxmlformats.org/officeDocument/2006/math" xmlns:v="urn:schemas-microsoft-com:vml" xmlns:wp14="http://schemas.microsoft.com/office/word/2010/wordprocessingDrawing" xmlns:wp="http://schemas.openxmlformats.org/drawingml/2006/wordprocessingDrawing" xmlns:w10="urn:schemas-microsoft-com:office:word" xmlns:w="http://schemas.openxmlformats.org/wordprocessingml/2006/main" xmlns:w14="http://schemas.microsoft.com/office/word/2010/wordml" xmlns:w15="http://schemas.microsoft.com/office/word/2012/wordml" xmlns:w16cex="http://schemas.microsoft.com/office/word/2018/wordml/cex" xmlns:w16cid="http://schemas.microsoft.com/office/word/2016/wordml/cid" xmlns:w16="http://schemas.microsoft.com/office/word/2018/wordml" xmlns:w16du="http://schemas.microsoft.com/office/word/2023/wordml/word16du" xmlns:w16sdtdh="http://schemas.microsoft.com/office/word/2020/wordml/sdtdatahash" xmlns:w16sdtfl="http://schemas.microsoft.com/office/word/2024/wordml/sdtformatlock" xmlns:w16se="http://schemas.microsoft.com/office/word/2015/wordml/symex" xmlns:wpg="http://schemas.microsoft.com/office/word/2010/wordprocessingGroup" xmlns:wpi="http://schemas.microsoft.com/office/word/2010/wordprocessingInk" xmlns:wne="http://schemas.microsoft.com/office/word/2006/wordml" xmlns:wps="http://schemas.microsoft.com/office/word/2010/wordprocessingShape" mc:Ignorable="w14 w15 w16se w16cid w16 w16cex w16sdtdh w16sdtfl w16du wp14">
   <w:p>
     <w:pPr>
       <w:pStyle w:val="Header"/>
@@ -5474,7 +5504,7 @@
 </file>
 
 <file path=word/header2.xml><?xml version="1.0" encoding="utf-8"?>
-<w:hdr xmlns:wpc="http://schemas.microsoft.com/office/word/2010/wordprocessingCanvas" xmlns:cx="http://schemas.microsoft.com/office/drawing/2014/chartex" xmlns:cx1="http://schemas.microsoft.com/office/drawing/2015/9/8/chartex" xmlns:cx2="http://schemas.microsoft.com/office/drawing/2015/10/21/chartex" xmlns:cx3="http://schemas.microsoft.com/office/drawing/2016/5/9/chartex" xmlns:cx4="http://schemas.microsoft.com/office/drawing/2016/5/10/chartex" xmlns:cx5="http://schemas.microsoft.com/office/drawing/2016/5/11/chartex" xmlns:cx6="http://schemas.microsoft.com/office/drawing/2016/5/12/chartex" xmlns:cx7="http://schemas.microsoft.com/office/drawing/2016/5/13/chartex" xmlns:cx8="http://schemas.microsoft.com/office/drawing/2016/5/14/chartex" xmlns:mc="http://schemas.openxmlformats.org/markup-compatibility/2006" xmlns:aink="http://schemas.microsoft.com/office/drawing/2016/ink" xmlns:am3d="http://schemas.microsoft.com/office/drawing/2017/model3d" xmlns:o="urn:schemas-microsoft-com:office:office" xmlns:oel="http://schemas.microsoft.com/office/2019/extlst" xmlns:r="http://schemas.openxmlformats.org/officeDocument/2006/relationships" xmlns:m="http://schemas.openxmlformats.org/officeDocument/2006/math" xmlns:v="urn:schemas-microsoft-com:vml" xmlns:wp14="http://schemas.microsoft.com/office/word/2010/wordprocessingDrawing" xmlns:wp="http://schemas.openxmlformats.org/drawingml/2006/wordprocessingDrawing" xmlns:w10="urn:schemas-microsoft-com:office:word" xmlns:w="http://schemas.openxmlformats.org/wordprocessingml/2006/main" xmlns:w14="http://schemas.microsoft.com/office/word/2010/wordml" xmlns:w15="http://schemas.microsoft.com/office/word/2012/wordml" xmlns:w16cex="http://schemas.microsoft.com/office/word/2018/wordml/cex" xmlns:w16cid="http://schemas.microsoft.com/office/word/2016/wordml/cid" xmlns:w16="http://schemas.microsoft.com/office/word/2018/wordml" xmlns:w16sdtdh="http://schemas.microsoft.com/office/word/2020/wordml/sdtdatahash" xmlns:w16se="http://schemas.microsoft.com/office/word/2015/wordml/symex" xmlns:wpg="http://schemas.microsoft.com/office/word/2010/wordprocessingGroup" xmlns:wpi="http://schemas.microsoft.com/office/word/2010/wordprocessingInk" xmlns:wne="http://schemas.microsoft.com/office/word/2006/wordml" xmlns:wps="http://schemas.microsoft.com/office/word/2010/wordprocessingShape" mc:Ignorable="w14 w15 w16se w16cid w16 w16cex w16sdtdh wp14">
+<w:hdr xmlns:wpc="http://schemas.microsoft.com/office/word/2010/wordprocessingCanvas" xmlns:cx="http://schemas.microsoft.com/office/drawing/2014/chartex" xmlns:cx1="http://schemas.microsoft.com/office/drawing/2015/9/8/chartex" xmlns:cx2="http://schemas.microsoft.com/office/drawing/2015/10/21/chartex" xmlns:cx3="http://schemas.microsoft.com/office/drawing/2016/5/9/chartex" xmlns:cx4="http://schemas.microsoft.com/office/drawing/2016/5/10/chartex" xmlns:cx5="http://schemas.microsoft.com/office/drawing/2016/5/11/chartex" xmlns:cx6="http://schemas.microsoft.com/office/drawing/2016/5/12/chartex" xmlns:cx7="http://schemas.microsoft.com/office/drawing/2016/5/13/chartex" xmlns:cx8="http://schemas.microsoft.com/office/drawing/2016/5/14/chartex" xmlns:mc="http://schemas.openxmlformats.org/markup-compatibility/2006" xmlns:aink="http://schemas.microsoft.com/office/drawing/2016/ink" xmlns:am3d="http://schemas.microsoft.com/office/drawing/2017/model3d" xmlns:o="urn:schemas-microsoft-com:office:office" xmlns:oel="http://schemas.microsoft.com/office/2019/extlst" xmlns:r="http://schemas.openxmlformats.org/officeDocument/2006/relationships" xmlns:m="http://schemas.openxmlformats.org/officeDocument/2006/math" xmlns:v="urn:schemas-microsoft-com:vml" xmlns:wp14="http://schemas.microsoft.com/office/word/2010/wordprocessingDrawing" xmlns:wp="http://schemas.openxmlformats.org/drawingml/2006/wordprocessingDrawing" xmlns:w10="urn:schemas-microsoft-com:office:word" xmlns:w="http://schemas.openxmlformats.org/wordprocessingml/2006/main" xmlns:w14="http://schemas.microsoft.com/office/word/2010/wordml" xmlns:w15="http://schemas.microsoft.com/office/word/2012/wordml" xmlns:w16cex="http://schemas.microsoft.com/office/word/2018/wordml/cex" xmlns:w16cid="http://schemas.microsoft.com/office/word/2016/wordml/cid" xmlns:w16="http://schemas.microsoft.com/office/word/2018/wordml" xmlns:w16du="http://schemas.microsoft.com/office/word/2023/wordml/word16du" xmlns:w16sdtdh="http://schemas.microsoft.com/office/word/2020/wordml/sdtdatahash" xmlns:w16sdtfl="http://schemas.microsoft.com/office/word/2024/wordml/sdtformatlock" xmlns:w16se="http://schemas.microsoft.com/office/word/2015/wordml/symex" xmlns:wpg="http://schemas.microsoft.com/office/word/2010/wordprocessingGroup" xmlns:wpi="http://schemas.microsoft.com/office/word/2010/wordprocessingInk" xmlns:wne="http://schemas.microsoft.com/office/word/2006/wordml" xmlns:wps="http://schemas.microsoft.com/office/word/2010/wordprocessingShape" mc:Ignorable="w14 w15 w16se w16cid w16 w16cex w16sdtdh w16sdtfl w16du wp14">
   <w:p>
     <w:pPr>
       <w:pStyle w:val="Header"/>
@@ -5605,7 +5635,7 @@
 </file>
 
 <file path=word/header3.xml><?xml version="1.0" encoding="utf-8"?>
-<w:hdr xmlns:wpc="http://schemas.microsoft.com/office/word/2010/wordprocessingCanvas" xmlns:cx="http://schemas.microsoft.com/office/drawing/2014/chartex" xmlns:cx1="http://schemas.microsoft.com/office/drawing/2015/9/8/chartex" xmlns:cx2="http://schemas.microsoft.com/office/drawing/2015/10/21/chartex" xmlns:cx3="http://schemas.microsoft.com/office/drawing/2016/5/9/chartex" xmlns:cx4="http://schemas.microsoft.com/office/drawing/2016/5/10/chartex" xmlns:cx5="http://schemas.microsoft.com/office/drawing/2016/5/11/chartex" xmlns:cx6="http://schemas.microsoft.com/office/drawing/2016/5/12/chartex" xmlns:cx7="http://schemas.microsoft.com/office/drawing/2016/5/13/chartex" xmlns:cx8="http://schemas.microsoft.com/office/drawing/2016/5/14/chartex" xmlns:mc="http://schemas.openxmlformats.org/markup-compatibility/2006" xmlns:aink="http://schemas.microsoft.com/office/drawing/2016/ink" xmlns:am3d="http://schemas.microsoft.com/office/drawing/2017/model3d" xmlns:o="urn:schemas-microsoft-com:office:office" xmlns:oel="http://schemas.microsoft.com/office/2019/extlst" xmlns:r="http://schemas.openxmlformats.org/officeDocument/2006/relationships" xmlns:m="http://schemas.openxmlformats.org/officeDocument/2006/math" xmlns:v="urn:schemas-microsoft-com:vml" xmlns:wp14="http://schemas.microsoft.com/office/word/2010/wordprocessingDrawing" xmlns:wp="http://schemas.openxmlformats.org/drawingml/2006/wordprocessingDrawing" xmlns:w10="urn:schemas-microsoft-com:office:word" xmlns:w="http://schemas.openxmlformats.org/wordprocessingml/2006/main" xmlns:w14="http://schemas.microsoft.com/office/word/2010/wordml" xmlns:w15="http://schemas.microsoft.com/office/word/2012/wordml" xmlns:w16cex="http://schemas.microsoft.com/office/word/2018/wordml/cex" xmlns:w16cid="http://schemas.microsoft.com/office/word/2016/wordml/cid" xmlns:w16="http://schemas.microsoft.com/office/word/2018/wordml" xmlns:w16sdtdh="http://schemas.microsoft.com/office/word/2020/wordml/sdtdatahash" xmlns:w16se="http://schemas.microsoft.com/office/word/2015/wordml/symex" xmlns:wpg="http://schemas.microsoft.com/office/word/2010/wordprocessingGroup" xmlns:wpi="http://schemas.microsoft.com/office/word/2010/wordprocessingInk" xmlns:wne="http://schemas.microsoft.com/office/word/2006/wordml" xmlns:wps="http://schemas.microsoft.com/office/word/2010/wordprocessingShape" mc:Ignorable="w14 w15 w16se w16cid w16 w16cex w16sdtdh wp14">
+<w:hdr xmlns:wpc="http://schemas.microsoft.com/office/word/2010/wordprocessingCanvas" xmlns:cx="http://schemas.microsoft.com/office/drawing/2014/chartex" xmlns:cx1="http://schemas.microsoft.com/office/drawing/2015/9/8/chartex" xmlns:cx2="http://schemas.microsoft.com/office/drawing/2015/10/21/chartex" xmlns:cx3="http://schemas.microsoft.com/office/drawing/2016/5/9/chartex" xmlns:cx4="http://schemas.microsoft.com/office/drawing/2016/5/10/chartex" xmlns:cx5="http://schemas.microsoft.com/office/drawing/2016/5/11/chartex" xmlns:cx6="http://schemas.microsoft.com/office/drawing/2016/5/12/chartex" xmlns:cx7="http://schemas.microsoft.com/office/drawing/2016/5/13/chartex" xmlns:cx8="http://schemas.microsoft.com/office/drawing/2016/5/14/chartex" xmlns:mc="http://schemas.openxmlformats.org/markup-compatibility/2006" xmlns:aink="http://schemas.microsoft.com/office/drawing/2016/ink" xmlns:am3d="http://schemas.microsoft.com/office/drawing/2017/model3d" xmlns:o="urn:schemas-microsoft-com:office:office" xmlns:oel="http://schemas.microsoft.com/office/2019/extlst" xmlns:r="http://schemas.openxmlformats.org/officeDocument/2006/relationships" xmlns:m="http://schemas.openxmlformats.org/officeDocument/2006/math" xmlns:v="urn:schemas-microsoft-com:vml" xmlns:wp14="http://schemas.microsoft.com/office/word/2010/wordprocessingDrawing" xmlns:wp="http://schemas.openxmlformats.org/drawingml/2006/wordprocessingDrawing" xmlns:w10="urn:schemas-microsoft-com:office:word" xmlns:w="http://schemas.openxmlformats.org/wordprocessingml/2006/main" xmlns:w14="http://schemas.microsoft.com/office/word/2010/wordml" xmlns:w15="http://schemas.microsoft.com/office/word/2012/wordml" xmlns:w16cex="http://schemas.microsoft.com/office/word/2018/wordml/cex" xmlns:w16cid="http://schemas.microsoft.com/office/word/2016/wordml/cid" xmlns:w16="http://schemas.microsoft.com/office/word/2018/wordml" xmlns:w16du="http://schemas.microsoft.com/office/word/2023/wordml/word16du" xmlns:w16sdtdh="http://schemas.microsoft.com/office/word/2020/wordml/sdtdatahash" xmlns:w16sdtfl="http://schemas.microsoft.com/office/word/2024/wordml/sdtformatlock" xmlns:w16se="http://schemas.microsoft.com/office/word/2015/wordml/symex" xmlns:wpg="http://schemas.microsoft.com/office/word/2010/wordprocessingGroup" xmlns:wpi="http://schemas.microsoft.com/office/word/2010/wordprocessingInk" xmlns:wne="http://schemas.microsoft.com/office/word/2006/wordml" xmlns:wps="http://schemas.microsoft.com/office/word/2010/wordprocessingShape" mc:Ignorable="w14 w15 w16se w16cid w16 w16cex w16sdtdh w16sdtfl w16du wp14">
   <w:p>
     <w:pPr>
       <w:pStyle w:val="Logo-Org"/>
@@ -5842,7 +5872,7 @@
 </file>
 
 <file path=word/numbering.xml><?xml version="1.0" encoding="utf-8"?>
-<w:numbering xmlns:wpc="http://schemas.microsoft.com/office/word/2010/wordprocessingCanvas" xmlns:cx="http://schemas.microsoft.com/office/drawing/2014/chartex" xmlns:cx1="http://schemas.microsoft.com/office/drawing/2015/9/8/chartex" xmlns:cx2="http://schemas.microsoft.com/office/drawing/2015/10/21/chartex" xmlns:cx3="http://schemas.microsoft.com/office/drawing/2016/5/9/chartex" xmlns:cx4="http://schemas.microsoft.com/office/drawing/2016/5/10/chartex" xmlns:cx5="http://schemas.microsoft.com/office/drawing/2016/5/11/chartex" xmlns:cx6="http://schemas.microsoft.com/office/drawing/2016/5/12/chartex" xmlns:cx7="http://schemas.microsoft.com/office/drawing/2016/5/13/chartex" xmlns:cx8="http://schemas.microsoft.com/office/drawing/2016/5/14/chartex" xmlns:mc="http://schemas.openxmlformats.org/markup-compatibility/2006" xmlns:aink="http://schemas.microsoft.com/office/drawing/2016/ink" xmlns:am3d="http://schemas.microsoft.com/office/drawing/2017/model3d" xmlns:o="urn:schemas-microsoft-com:office:office" xmlns:oel="http://schemas.microsoft.com/office/2019/extlst" xmlns:r="http://schemas.openxmlformats.org/officeDocument/2006/relationships" xmlns:m="http://schemas.openxmlformats.org/officeDocument/2006/math" xmlns:v="urn:schemas-microsoft-com:vml" xmlns:wp14="http://schemas.microsoft.com/office/word/2010/wordprocessingDrawing" xmlns:wp="http://schemas.openxmlformats.org/drawingml/2006/wordprocessingDrawing" xmlns:w10="urn:schemas-microsoft-com:office:word" xmlns:w="http://schemas.openxmlformats.org/wordprocessingml/2006/main" xmlns:w14="http://schemas.microsoft.com/office/word/2010/wordml" xmlns:w15="http://schemas.microsoft.com/office/word/2012/wordml" xmlns:w16cex="http://schemas.microsoft.com/office/word/2018/wordml/cex" xmlns:w16cid="http://schemas.microsoft.com/office/word/2016/wordml/cid" xmlns:w16="http://schemas.microsoft.com/office/word/2018/wordml" xmlns:w16sdtdh="http://schemas.microsoft.com/office/word/2020/wordml/sdtdatahash" xmlns:w16se="http://schemas.microsoft.com/office/word/2015/wordml/symex" xmlns:wpg="http://schemas.microsoft.com/office/word/2010/wordprocessingGroup" xmlns:wpi="http://schemas.microsoft.com/office/word/2010/wordprocessingInk" xmlns:wne="http://schemas.microsoft.com/office/word/2006/wordml" xmlns:wps="http://schemas.microsoft.com/office/word/2010/wordprocessingShape" mc:Ignorable="w14 w15 w16se w16cid w16 w16cex w16sdtdh wp14">
+<w:numbering xmlns:wpc="http://schemas.microsoft.com/office/word/2010/wordprocessingCanvas" xmlns:cx="http://schemas.microsoft.com/office/drawing/2014/chartex" xmlns:cx1="http://schemas.microsoft.com/office/drawing/2015/9/8/chartex" xmlns:cx2="http://schemas.microsoft.com/office/drawing/2015/10/21/chartex" xmlns:cx3="http://schemas.microsoft.com/office/drawing/2016/5/9/chartex" xmlns:cx4="http://schemas.microsoft.com/office/drawing/2016/5/10/chartex" xmlns:cx5="http://schemas.microsoft.com/office/drawing/2016/5/11/chartex" xmlns:cx6="http://schemas.microsoft.com/office/drawing/2016/5/12/chartex" xmlns:cx7="http://schemas.microsoft.com/office/drawing/2016/5/13/chartex" xmlns:cx8="http://schemas.microsoft.com/office/drawing/2016/5/14/chartex" xmlns:mc="http://schemas.openxmlformats.org/markup-compatibility/2006" xmlns:aink="http://schemas.microsoft.com/office/drawing/2016/ink" xmlns:am3d="http://schemas.microsoft.com/office/drawing/2017/model3d" xmlns:o="urn:schemas-microsoft-com:office:office" xmlns:oel="http://schemas.microsoft.com/office/2019/extlst" xmlns:r="http://schemas.openxmlformats.org/officeDocument/2006/relationships" xmlns:m="http://schemas.openxmlformats.org/officeDocument/2006/math" xmlns:v="urn:schemas-microsoft-com:vml" xmlns:wp14="http://schemas.microsoft.com/office/word/2010/wordprocessingDrawing" xmlns:wp="http://schemas.openxmlformats.org/drawingml/2006/wordprocessingDrawing" xmlns:w10="urn:schemas-microsoft-com:office:word" xmlns:w="http://schemas.openxmlformats.org/wordprocessingml/2006/main" xmlns:w14="http://schemas.microsoft.com/office/word/2010/wordml" xmlns:w15="http://schemas.microsoft.com/office/word/2012/wordml" xmlns:w16cex="http://schemas.microsoft.com/office/word/2018/wordml/cex" xmlns:w16cid="http://schemas.microsoft.com/office/word/2016/wordml/cid" xmlns:w16="http://schemas.microsoft.com/office/word/2018/wordml" xmlns:w16du="http://schemas.microsoft.com/office/word/2023/wordml/word16du" xmlns:w16sdtdh="http://schemas.microsoft.com/office/word/2020/wordml/sdtdatahash" xmlns:w16sdtfl="http://schemas.microsoft.com/office/word/2024/wordml/sdtformatlock" xmlns:w16se="http://schemas.microsoft.com/office/word/2015/wordml/symex" xmlns:wpg="http://schemas.microsoft.com/office/word/2010/wordprocessingGroup" xmlns:wpi="http://schemas.microsoft.com/office/word/2010/wordprocessingInk" xmlns:wne="http://schemas.microsoft.com/office/word/2006/wordml" xmlns:wps="http://schemas.microsoft.com/office/word/2010/wordprocessingShape" mc:Ignorable="w14 w15 w16se w16cid w16 w16cex w16sdtdh w16sdtfl w16du wp14">
   <w:abstractNum w:abstractNumId="0" w15:restartNumberingAfterBreak="0">
     <w:nsid w:val="FFFFFF7F"/>
     <w:multiLevelType w:val="singleLevel"/>
@@ -6721,7 +6751,7 @@
 </file>
 
 <file path=word/styles.xml><?xml version="1.0" encoding="utf-8"?>
-<w:styles xmlns:mc="http://schemas.openxmlformats.org/markup-compatibility/2006" xmlns:r="http://schemas.openxmlformats.org/officeDocument/2006/relationships" xmlns:w="http://schemas.openxmlformats.org/wordprocessingml/2006/main" xmlns:w14="http://schemas.microsoft.com/office/word/2010/wordml" xmlns:w15="http://schemas.microsoft.com/office/word/2012/wordml" xmlns:w16cex="http://schemas.microsoft.com/office/word/2018/wordml/cex" xmlns:w16cid="http://schemas.microsoft.com/office/word/2016/wordml/cid" xmlns:w16="http://schemas.microsoft.com/office/word/2018/wordml" xmlns:w16sdtdh="http://schemas.microsoft.com/office/word/2020/wordml/sdtdatahash" xmlns:w16se="http://schemas.microsoft.com/office/word/2015/wordml/symex" mc:Ignorable="w14 w15 w16se w16cid w16 w16cex w16sdtdh">
+<w:styles xmlns:mc="http://schemas.openxmlformats.org/markup-compatibility/2006" xmlns:r="http://schemas.openxmlformats.org/officeDocument/2006/relationships" xmlns:w="http://schemas.openxmlformats.org/wordprocessingml/2006/main" xmlns:w14="http://schemas.microsoft.com/office/word/2010/wordml" xmlns:w15="http://schemas.microsoft.com/office/word/2012/wordml" xmlns:w16cex="http://schemas.microsoft.com/office/word/2018/wordml/cex" xmlns:w16cid="http://schemas.microsoft.com/office/word/2016/wordml/cid" xmlns:w16="http://schemas.microsoft.com/office/word/2018/wordml" xmlns:w16du="http://schemas.microsoft.com/office/word/2023/wordml/word16du" xmlns:w16sdtdh="http://schemas.microsoft.com/office/word/2020/wordml/sdtdatahash" xmlns:w16sdtfl="http://schemas.microsoft.com/office/word/2024/wordml/sdtformatlock" xmlns:w16se="http://schemas.microsoft.com/office/word/2015/wordml/symex" mc:Ignorable="w14 w15 w16se w16cid w16 w16cex w16sdtdh w16sdtfl w16du">
   <w:docDefaults>
     <w:rPrDefault>
       <w:rPr>
@@ -8636,10 +8666,6 @@
 </file>
 
 <file path=customXml/item1.xml><?xml version="1.0" encoding="utf-8"?>
-<b:Sources xmlns:b="http://schemas.openxmlformats.org/officeDocument/2006/bibliography" xmlns="http://schemas.openxmlformats.org/officeDocument/2006/bibliography" SelectedStyle="\APASixthEditionOfficeOnline.xsl" StyleName="APA" Version="6"/>
-</file>
-
-<file path=customXml/item2.xml><?xml version="1.0" encoding="utf-8"?>
 <?mso-contentType ?>
 <spe:Receivers xmlns:spe="http://schemas.microsoft.com/sharepoint/events">
   <Receiver>
@@ -8689,37 +8715,11 @@
 </spe:Receivers>
 </file>
 
-<file path=customXml/item3.xml><?xml version="1.0" encoding="utf-8"?>
-<p:properties xmlns:p="http://schemas.microsoft.com/office/2006/metadata/properties" xmlns:xsi="http://www.w3.org/2001/XMLSchema-instance" xmlns:pc="http://schemas.microsoft.com/office/infopath/2007/PartnerControls">
-  <documentManagement>
-    <_ip_UnifiedCompliancePolicyProperties xmlns="http://schemas.microsoft.com/sharepoint/v3" xsi:nil="true"/>
-    <_ip_UnifiedCompliancePolicyUIAction xmlns="http://schemas.microsoft.com/sharepoint/v3" xsi:nil="true"/>
-    <lcf76f155ced4ddcb4097134ff3c332f xmlns="139127ee-9518-45d9-9514-77dc8f273ced">
-      <Terms xmlns="http://schemas.microsoft.com/office/infopath/2007/PartnerControls"/>
-    </lcf76f155ced4ddcb4097134ff3c332f>
-    <_x0020_ xmlns="139127ee-9518-45d9-9514-77dc8f273ced" xsi:nil="true"/>
-    <DateandTime xmlns="139127ee-9518-45d9-9514-77dc8f273ced" xsi:nil="true"/>
-    <Comment xmlns="139127ee-9518-45d9-9514-77dc8f273ced" xsi:nil="true"/>
-    <TaxCatchAll xmlns="d267a1a7-8edd-4111-a118-4a206d87cecc" xsi:nil="true"/>
-    <_dlc_DocId xmlns="e1b0dd96-a81d-477c-8ece-ee9c4f66c737">MOED-597021718-2941</_dlc_DocId>
-    <_dlc_DocIdUrl xmlns="e1b0dd96-a81d-477c-8ece-ee9c4f66c737">
-      <Url>https://educationgovtnz.sharepoint.com/sites/GRPMoEICTTPHMStrengtheningCyberSecurityandDigitalServicesinK/_layouts/15/DocIdRedir.aspx?ID=MOED-597021718-2941</Url>
-      <Description>MOED-597021718-2941</Description>
-    </_dlc_DocIdUrl>
-  </documentManagement>
-</p:properties>
+<file path=customXml/item2.xml><?xml version="1.0" encoding="utf-8"?>
+<b:Sources xmlns:b="http://schemas.openxmlformats.org/officeDocument/2006/bibliography" xmlns="http://schemas.openxmlformats.org/officeDocument/2006/bibliography" SelectedStyle="\APASixthEditionOfficeOnline.xsl" StyleName="APA" Version="6"/>
 </file>
 
-<file path=customXml/item4.xml><?xml version="1.0" encoding="utf-8"?>
-<?mso-contentType ?>
-<FormTemplates xmlns="http://schemas.microsoft.com/sharepoint/v3/contenttype/forms">
-  <Display>DocumentLibraryForm</Display>
-  <Edit>DocumentLibraryForm</Edit>
-  <New>DocumentLibraryForm</New>
-</FormTemplates>
-</file>
-
-<file path=customXml/item5.xml><?xml version="1.0" encoding="utf-8"?>
+<file path=customXml/item3.xml><?xml version="1.0" encoding="utf-8"?>
 <ct:contentTypeSchema xmlns:ct="http://schemas.microsoft.com/office/2006/metadata/contentType" xmlns:ma="http://schemas.microsoft.com/office/2006/metadata/properties/metaAttributes" ct:_="" ma:_="" ma:contentTypeName="Document" ma:contentTypeID="0x010100B480C2AAFAD0314B93110FBA94AF803E" ma:contentTypeVersion="19" ma:contentTypeDescription="Create a new document." ma:contentTypeScope="" ma:versionID="74a3b9bfef33761f57034edf28b9506d">
   <xsd:schema xmlns:xsd="http://www.w3.org/2001/XMLSchema" xmlns:xs="http://www.w3.org/2001/XMLSchema" xmlns:p="http://schemas.microsoft.com/office/2006/metadata/properties" xmlns:ns1="http://schemas.microsoft.com/sharepoint/v3" xmlns:ns2="139127ee-9518-45d9-9514-77dc8f273ced" xmlns:ns3="e1b0dd96-a81d-477c-8ece-ee9c4f66c737" xmlns:ns4="d267a1a7-8edd-4111-a118-4a206d87cecc" targetNamespace="http://schemas.microsoft.com/office/2006/metadata/properties" ma:root="true" ma:fieldsID="ffc9e1ae2e65d33f32ce329a3d87134b" ns1:_="" ns2:_="" ns3:_="" ns4:_="">
     <xsd:import namespace="http://schemas.microsoft.com/sharepoint/v3"/>
@@ -9017,7 +9017,45 @@
 </ct:contentTypeSchema>
 </file>
 
+<file path=customXml/item4.xml><?xml version="1.0" encoding="utf-8"?>
+<?mso-contentType ?>
+<FormTemplates xmlns="http://schemas.microsoft.com/sharepoint/v3/contenttype/forms">
+  <Display>DocumentLibraryForm</Display>
+  <Edit>DocumentLibraryForm</Edit>
+  <New>DocumentLibraryForm</New>
+</FormTemplates>
+</file>
+
+<file path=customXml/item5.xml><?xml version="1.0" encoding="utf-8"?>
+<p:properties xmlns:p="http://schemas.microsoft.com/office/2006/metadata/properties" xmlns:xsi="http://www.w3.org/2001/XMLSchema-instance" xmlns:pc="http://schemas.microsoft.com/office/infopath/2007/PartnerControls">
+  <documentManagement>
+    <_ip_UnifiedCompliancePolicyProperties xmlns="http://schemas.microsoft.com/sharepoint/v3" xsi:nil="true"/>
+    <_ip_UnifiedCompliancePolicyUIAction xmlns="http://schemas.microsoft.com/sharepoint/v3" xsi:nil="true"/>
+    <lcf76f155ced4ddcb4097134ff3c332f xmlns="139127ee-9518-45d9-9514-77dc8f273ced">
+      <Terms xmlns="http://schemas.microsoft.com/office/infopath/2007/PartnerControls"/>
+    </lcf76f155ced4ddcb4097134ff3c332f>
+    <_x0020_ xmlns="139127ee-9518-45d9-9514-77dc8f273ced" xsi:nil="true"/>
+    <DateandTime xmlns="139127ee-9518-45d9-9514-77dc8f273ced" xsi:nil="true"/>
+    <Comment xmlns="139127ee-9518-45d9-9514-77dc8f273ced" xsi:nil="true"/>
+    <TaxCatchAll xmlns="d267a1a7-8edd-4111-a118-4a206d87cecc" xsi:nil="true"/>
+    <_dlc_DocId xmlns="e1b0dd96-a81d-477c-8ece-ee9c4f66c737">MOED-597021718-2941</_dlc_DocId>
+    <_dlc_DocIdUrl xmlns="e1b0dd96-a81d-477c-8ece-ee9c4f66c737">
+      <Url>https://educationgovtnz.sharepoint.com/sites/GRPMoEICTTPHMStrengtheningCyberSecurityandDigitalServicesinK/_layouts/15/DocIdRedir.aspx?ID=MOED-597021718-2941</Url>
+      <Description>MOED-597021718-2941</Description>
+    </_dlc_DocIdUrl>
+  </documentManagement>
+</p:properties>
+</file>
+
 <file path=customXml/itemProps1.xml><?xml version="1.0" encoding="utf-8"?>
+<ds:datastoreItem xmlns:ds="http://schemas.openxmlformats.org/officeDocument/2006/customXml" ds:itemID="{2023D3F9-1C64-4968-82D7-149C6251DAD6}">
+  <ds:schemaRefs>
+    <ds:schemaRef ds:uri="http://schemas.microsoft.com/sharepoint/events"/>
+  </ds:schemaRefs>
+</ds:datastoreItem>
+</file>
+
+<file path=customXml/itemProps2.xml><?xml version="1.0" encoding="utf-8"?>
 <ds:datastoreItem xmlns:ds="http://schemas.openxmlformats.org/officeDocument/2006/customXml" ds:itemID="{B5E2C1A7-32A2-494A-B871-83CBA7258EA8}">
   <ds:schemaRefs>
     <ds:schemaRef ds:uri="http://schemas.openxmlformats.org/officeDocument/2006/bibliography"/>
@@ -9025,36 +9063,7 @@
 </ds:datastoreItem>
 </file>
 
-<file path=customXml/itemProps2.xml><?xml version="1.0" encoding="utf-8"?>
-<ds:datastoreItem xmlns:ds="http://schemas.openxmlformats.org/officeDocument/2006/customXml" ds:itemID="{2023D3F9-1C64-4968-82D7-149C6251DAD6}">
-  <ds:schemaRefs>
-    <ds:schemaRef ds:uri="http://schemas.microsoft.com/sharepoint/events"/>
-  </ds:schemaRefs>
-</ds:datastoreItem>
-</file>
-
 <file path=customXml/itemProps3.xml><?xml version="1.0" encoding="utf-8"?>
-<ds:datastoreItem xmlns:ds="http://schemas.openxmlformats.org/officeDocument/2006/customXml" ds:itemID="{6702286D-F273-4089-9CAA-235928BAA15D}">
-  <ds:schemaRefs>
-    <ds:schemaRef ds:uri="http://schemas.microsoft.com/office/2006/metadata/properties"/>
-    <ds:schemaRef ds:uri="http://schemas.microsoft.com/office/infopath/2007/PartnerControls"/>
-    <ds:schemaRef ds:uri="http://schemas.microsoft.com/sharepoint/v3"/>
-    <ds:schemaRef ds:uri="139127ee-9518-45d9-9514-77dc8f273ced"/>
-    <ds:schemaRef ds:uri="d267a1a7-8edd-4111-a118-4a206d87cecc"/>
-    <ds:schemaRef ds:uri="e1b0dd96-a81d-477c-8ece-ee9c4f66c737"/>
-  </ds:schemaRefs>
-</ds:datastoreItem>
-</file>
-
-<file path=customXml/itemProps4.xml><?xml version="1.0" encoding="utf-8"?>
-<ds:datastoreItem xmlns:ds="http://schemas.openxmlformats.org/officeDocument/2006/customXml" ds:itemID="{9834B279-DC96-488F-99E8-C29601DFA13D}">
-  <ds:schemaRefs>
-    <ds:schemaRef ds:uri="http://schemas.microsoft.com/sharepoint/v3/contenttype/forms"/>
-  </ds:schemaRefs>
-</ds:datastoreItem>
-</file>
-
-<file path=customXml/itemProps5.xml><?xml version="1.0" encoding="utf-8"?>
 <ds:datastoreItem xmlns:ds="http://schemas.openxmlformats.org/officeDocument/2006/customXml" ds:itemID="{A92CC428-19C8-41A4-8077-F0319381BD4C}">
   <ds:schemaRefs>
     <ds:schemaRef ds:uri="http://schemas.microsoft.com/office/2006/metadata/contentType"/>
@@ -9073,4 +9082,25 @@
     <ds:schemaRef ds:uri="http://schemas.microsoft.com/internal/obd"/>
   </ds:schemaRefs>
 </ds:datastoreItem>
+</file>
+
+<file path=customXml/itemProps4.xml><?xml version="1.0" encoding="utf-8"?>
+<ds:datastoreItem xmlns:ds="http://schemas.openxmlformats.org/officeDocument/2006/customXml" ds:itemID="{9834B279-DC96-488F-99E8-C29601DFA13D}">
+  <ds:schemaRefs>
+    <ds:schemaRef ds:uri="http://schemas.microsoft.com/sharepoint/v3/contenttype/forms"/>
+  </ds:schemaRefs>
+</ds:datastoreItem>
+</file>
+
+<file path=customXml/itemProps5.xml><?xml version="1.0" encoding="utf-8"?>
+<ds:datastoreItem xmlns:ds="http://schemas.openxmlformats.org/officeDocument/2006/customXml" ds:itemID="{6702286D-F273-4089-9CAA-235928BAA15D}">
+  <ds:schemaRefs>
+    <ds:schemaRef ds:uri="http://schemas.microsoft.com/office/2006/metadata/properties"/>
+    <ds:schemaRef ds:uri="http://schemas.microsoft.com/office/infopath/2007/PartnerControls"/>
+    <ds:schemaRef ds:uri="http://schemas.microsoft.com/sharepoint/v3"/>
+    <ds:schemaRef ds:uri="139127ee-9518-45d9-9514-77dc8f273ced"/>
+    <ds:schemaRef ds:uri="d267a1a7-8edd-4111-a118-4a206d87cecc"/>
+    <ds:schemaRef ds:uri="e1b0dd96-a81d-477c-8ece-ee9c4f66c737"/>
+  </ds:schemaRefs>
+</ds:datastoreItem>
 </file>